--- a/Template IEEE - Laboratorios.docx
+++ b/Template IEEE - Laboratorios.docx
@@ -135,6 +135,7 @@
         </w:rPr>
         <w:t xml:space="preserve"> </w:t>
       </w:r>
+      <w:proofErr w:type="spellStart"/>
       <w:r>
         <w:rPr>
           <w:rStyle w:val="SubtleEmphasis"/>
@@ -144,23 +145,20 @@
           <w:color w:val="auto"/>
           <w:lang w:val="es-GT"/>
         </w:rPr>
-        <w:t>Nombre completo 2 Carnet 2.</w:t>
-      </w:r>
-    </w:p>
-    <w:p>
-      <w:pPr>
-        <w:pStyle w:val="AutorNoticIEEEro"/>
+        <w:t>Deyler</w:t>
+      </w:r>
+      <w:proofErr w:type="spellEnd"/>
+      <w:r>
         <w:rPr>
           <w:rStyle w:val="SubtleEmphasis"/>
           <w:rFonts w:asciiTheme="minorHAnsi" w:hAnsiTheme="minorHAnsi"/>
           <w:i/>
           <w:iCs w:val="0"/>
           <w:color w:val="auto"/>
-          <w:sz w:val="22"/>
-          <w:szCs w:val="22"/>
-          <w:lang w:val="es-GT"/>
-        </w:rPr>
-      </w:pPr>
+          <w:lang w:val="es-GT"/>
+        </w:rPr>
+        <w:t xml:space="preserve"> Adolfo Ruiz Toledo</w:t>
+      </w:r>
       <w:r>
         <w:rPr>
           <w:rStyle w:val="SubtleEmphasis"/>
@@ -168,11 +166,9 @@
           <w:i/>
           <w:iCs w:val="0"/>
           <w:color w:val="auto"/>
-          <w:sz w:val="22"/>
-          <w:szCs w:val="22"/>
-          <w:lang w:val="es-GT"/>
-        </w:rPr>
-        <w:t>Pue24150@uvg.edu.</w:t>
+          <w:lang w:val="es-GT"/>
+        </w:rPr>
+        <w:t xml:space="preserve"> </w:t>
       </w:r>
       <w:r>
         <w:rPr>
@@ -181,13 +177,14 @@
           <w:i/>
           <w:iCs w:val="0"/>
           <w:color w:val="auto"/>
-          <w:sz w:val="22"/>
-          <w:szCs w:val="22"/>
-          <w:lang w:val="es-GT"/>
-        </w:rPr>
-        <w:t>gt</w:t>
-      </w:r>
-      <w:r>
+          <w:lang w:val="es-GT"/>
+        </w:rPr>
+        <w:t>20912</w:t>
+      </w:r>
+    </w:p>
+    <w:p>
+      <w:pPr>
+        <w:pStyle w:val="AutorNoticIEEEro"/>
         <w:rPr>
           <w:rStyle w:val="SubtleEmphasis"/>
           <w:rFonts w:asciiTheme="minorHAnsi" w:hAnsiTheme="minorHAnsi"/>
@@ -198,7 +195,71 @@
           <w:szCs w:val="22"/>
           <w:lang w:val="es-GT"/>
         </w:rPr>
-        <w:t>, Correo2</w:t>
+      </w:pPr>
+      <w:r>
+        <w:rPr>
+          <w:rStyle w:val="SubtleEmphasis"/>
+          <w:rFonts w:asciiTheme="minorHAnsi" w:hAnsiTheme="minorHAnsi"/>
+          <w:i/>
+          <w:iCs w:val="0"/>
+          <w:color w:val="auto"/>
+          <w:sz w:val="22"/>
+          <w:szCs w:val="22"/>
+          <w:lang w:val="es-GT"/>
+        </w:rPr>
+        <w:t>Pue24150@uvg.edu.</w:t>
+      </w:r>
+      <w:r>
+        <w:rPr>
+          <w:rStyle w:val="SubtleEmphasis"/>
+          <w:rFonts w:asciiTheme="minorHAnsi" w:hAnsiTheme="minorHAnsi"/>
+          <w:i/>
+          <w:iCs w:val="0"/>
+          <w:color w:val="auto"/>
+          <w:sz w:val="22"/>
+          <w:szCs w:val="22"/>
+          <w:lang w:val="es-GT"/>
+        </w:rPr>
+        <w:t>gt</w:t>
+      </w:r>
+      <w:r>
+        <w:rPr>
+          <w:rStyle w:val="SubtleEmphasis"/>
+          <w:rFonts w:asciiTheme="minorHAnsi" w:hAnsiTheme="minorHAnsi"/>
+          <w:i/>
+          <w:iCs w:val="0"/>
+          <w:color w:val="auto"/>
+          <w:sz w:val="22"/>
+          <w:szCs w:val="22"/>
+          <w:lang w:val="es-GT"/>
+        </w:rPr>
+        <w:t xml:space="preserve">, </w:t>
+      </w:r>
+      <w:r>
+        <w:rPr>
+          <w:rStyle w:val="SubtleEmphasis"/>
+          <w:rFonts w:asciiTheme="minorHAnsi" w:hAnsiTheme="minorHAnsi"/>
+          <w:i/>
+          <w:iCs w:val="0"/>
+          <w:color w:val="auto"/>
+          <w:sz w:val="22"/>
+          <w:szCs w:val="22"/>
+          <w:lang w:val="es-GT"/>
+        </w:rPr>
+        <w:t>Rui20912@</w:t>
+      </w:r>
+      <w:r>
+        <w:rPr>
+          <w:rStyle w:val="SubtleEmphasis"/>
+          <w:rFonts w:asciiTheme="minorHAnsi" w:hAnsiTheme="minorHAnsi"/>
+          <w:i/>
+          <w:iCs w:val="0"/>
+          <w:color w:val="auto"/>
+          <w:sz w:val="22"/>
+          <w:szCs w:val="22"/>
+          <w:lang w:val="es-GT"/>
+        </w:rPr>
+        <w:t>uvg.edu.gt</w:t>
       </w:r>
     </w:p>
     <w:p>
@@ -297,20 +358,6 @@
       </w:r>
       <w:r>
         <w:rPr>
-          <w:rStyle w:val="SubtleEmphasis"/>
-          <w:u w:val="single" w:color="187E3A"/>
-        </w:rPr>
-        <w:tab/>
-      </w:r>
-      <w:r>
-        <w:rPr>
-          <w:rStyle w:val="SubtleEmphasis"/>
-          <w:u w:val="single" w:color="187E3A"/>
-        </w:rPr>
-        <w:tab/>
-      </w:r>
-      <w:r>
-        <w:rPr>
           <w:rFonts w:eastAsia="Times New Roman" w:cs="Times New Roman"/>
           <w:b/>
           <w:smallCaps/>
@@ -375,13 +422,11 @@
         </w:numPr>
       </w:pPr>
       <w:r>
-        <w:t xml:space="preserve">Diseñar e implementar un sistema de banda transportadora que pueda realizar detección, conteo, control de motores y envío de datos a una plataforma </w:t>
-      </w:r>
-      <w:proofErr w:type="spellStart"/>
-      <w:r>
-        <w:t>IoT</w:t>
-      </w:r>
-      <w:proofErr w:type="spellEnd"/>
+        <w:t xml:space="preserve">Diseñar e implementar un sistema de banda transportadora que pueda realizar detección, conteo, control de motores y envío de datos a </w:t>
+      </w:r>
+      <w:r>
+        <w:t>internet</w:t>
+      </w:r>
       <w:r>
         <w:t>.</w:t>
       </w:r>
@@ -727,6 +772,7 @@
       </w:r>
       <w:r>
         <w:rPr>
+          <w:noProof/>
           <w:lang w:val="es-GT"/>
         </w:rPr>
         <w:t>1</w:t>
@@ -3375,6 +3421,9 @@
       </w:r>
     </w:p>
     <w:p>
+      <w:pPr>
+        <w:jc w:val="left"/>
+      </w:pPr>
       <w:r>
         <w:t xml:space="preserve">Link del repositorio de </w:t>
       </w:r>
@@ -3386,6 +3435,3523 @@
       <w:r>
         <w:t xml:space="preserve"> con el código completo del proyecto: </w:t>
       </w:r>
+      <w:hyperlink r:id="rId21" w:history="1">
+        <w:r>
+          <w:rPr>
+            <w:rStyle w:val="Hyperlink"/>
+          </w:rPr>
+          <w:t>https://github.com/GigiPuente/Digital_2/tree/main/PROYECTO%201</w:t>
+        </w:r>
+      </w:hyperlink>
+    </w:p>
+    <w:p>
+      <w:pPr>
+        <w:pStyle w:val="EncabezadoNoticIEEEro"/>
+        <w:rPr>
+          <w:color w:val="187E3A"/>
+          <w:lang w:val="es-GT"/>
+        </w:rPr>
+      </w:pPr>
+      <w:r>
+        <w:rPr>
+          <w:color w:val="187E3A"/>
+          <w:lang w:val="es-GT"/>
+        </w:rPr>
+        <w:t>Anexos:</w:t>
+      </w:r>
+    </w:p>
+    <w:p>
+      <w:pPr>
+        <w:pStyle w:val="ReferenciaNoticIEEEro"/>
+        <w:numPr>
+          <w:ilvl w:val="0"/>
+          <w:numId w:val="0"/>
+        </w:numPr>
+        <w:ind w:left="357" w:hanging="357"/>
+        <w:rPr>
+          <w:b/>
+          <w:bCs/>
+          <w:color w:val="auto"/>
+          <w:sz w:val="20"/>
+          <w:szCs w:val="32"/>
+          <w:lang w:val="es-GT"/>
+        </w:rPr>
+      </w:pPr>
+      <w:r>
+        <w:rPr>
+          <w:rStyle w:val="SubtleReference"/>
+          <w:smallCaps w:val="0"/>
+          <w:color w:val="auto"/>
+          <w:u w:val="none"/>
+          <w:lang w:val="es-GT"/>
+        </w:rPr>
+        <w:tab/>
+      </w:r>
+      <w:r>
+        <w:rPr>
+          <w:b/>
+          <w:bCs/>
+          <w:color w:val="auto"/>
+          <w:sz w:val="24"/>
+          <w:szCs w:val="40"/>
+          <w:lang w:val="es-GT"/>
+        </w:rPr>
+        <w:t>Pseudocódigo del proyecto:</w:t>
+      </w:r>
+    </w:p>
+    <w:p>
+      <w:pPr>
+        <w:pStyle w:val="ReferenciaNoticIEEEro"/>
+        <w:numPr>
+          <w:ilvl w:val="0"/>
+          <w:numId w:val="0"/>
+        </w:numPr>
+        <w:ind w:left="357" w:hanging="357"/>
+        <w:rPr>
+          <w:b/>
+          <w:bCs/>
+          <w:color w:val="auto"/>
+          <w:sz w:val="20"/>
+          <w:szCs w:val="32"/>
+          <w:lang w:val="es-GT"/>
+        </w:rPr>
+      </w:pPr>
+    </w:p>
+    <w:p>
+      <w:pPr>
+        <w:pStyle w:val="ReferenciaNoticIEEEro"/>
+        <w:numPr>
+          <w:ilvl w:val="0"/>
+          <w:numId w:val="4"/>
+        </w:numPr>
+        <w:rPr>
+          <w:b/>
+          <w:bCs/>
+          <w:color w:val="auto"/>
+          <w:sz w:val="22"/>
+          <w:szCs w:val="36"/>
+          <w:lang w:val="es-GT"/>
+        </w:rPr>
+      </w:pPr>
+      <w:r>
+        <w:rPr>
+          <w:b/>
+          <w:bCs/>
+          <w:color w:val="auto"/>
+          <w:sz w:val="22"/>
+          <w:szCs w:val="36"/>
+          <w:lang w:val="es-GT"/>
+        </w:rPr>
+        <w:t>Maestro:</w:t>
+      </w:r>
+    </w:p>
+    <w:p>
+      <w:pPr>
+        <w:pStyle w:val="ReferenciaNoticIEEEro"/>
+        <w:numPr>
+          <w:ilvl w:val="0"/>
+          <w:numId w:val="0"/>
+        </w:numPr>
+        <w:ind w:left="644"/>
+        <w:jc w:val="left"/>
+        <w:rPr>
+          <w:color w:val="auto"/>
+          <w:sz w:val="18"/>
+          <w:szCs w:val="28"/>
+          <w:lang w:val="es-GT"/>
+        </w:rPr>
+      </w:pPr>
+      <w:r>
+        <w:rPr>
+          <w:color w:val="auto"/>
+          <w:sz w:val="18"/>
+          <w:szCs w:val="28"/>
+          <w:lang w:val="es-GT"/>
+        </w:rPr>
+        <w:t xml:space="preserve"> </w:t>
+      </w:r>
+      <w:r>
+        <w:rPr>
+          <w:color w:val="auto"/>
+          <w:sz w:val="18"/>
+          <w:szCs w:val="28"/>
+          <w:lang w:val="es-GT"/>
+        </w:rPr>
+        <w:t>INICIO</w:t>
+      </w:r>
+    </w:p>
+    <w:p>
+      <w:pPr>
+        <w:pStyle w:val="ReferenciaNoticIEEEro"/>
+        <w:numPr>
+          <w:ilvl w:val="0"/>
+          <w:numId w:val="0"/>
+        </w:numPr>
+        <w:ind w:left="644"/>
+        <w:jc w:val="left"/>
+        <w:rPr>
+          <w:color w:val="auto"/>
+          <w:sz w:val="18"/>
+          <w:szCs w:val="28"/>
+          <w:lang w:val="es-GT"/>
+        </w:rPr>
+      </w:pPr>
+    </w:p>
+    <w:p>
+      <w:pPr>
+        <w:pStyle w:val="ReferenciaNoticIEEEro"/>
+        <w:numPr>
+          <w:ilvl w:val="0"/>
+          <w:numId w:val="0"/>
+        </w:numPr>
+        <w:ind w:left="644"/>
+        <w:jc w:val="left"/>
+        <w:rPr>
+          <w:color w:val="auto"/>
+          <w:sz w:val="18"/>
+          <w:szCs w:val="28"/>
+          <w:lang w:val="es-GT"/>
+        </w:rPr>
+      </w:pPr>
+      <w:r>
+        <w:rPr>
+          <w:color w:val="auto"/>
+          <w:sz w:val="18"/>
+          <w:szCs w:val="28"/>
+          <w:lang w:val="es-GT"/>
+        </w:rPr>
+        <w:t>Configurar LCD</w:t>
+      </w:r>
+    </w:p>
+    <w:p>
+      <w:pPr>
+        <w:pStyle w:val="ReferenciaNoticIEEEro"/>
+        <w:numPr>
+          <w:ilvl w:val="0"/>
+          <w:numId w:val="0"/>
+        </w:numPr>
+        <w:ind w:left="644"/>
+        <w:jc w:val="left"/>
+        <w:rPr>
+          <w:color w:val="auto"/>
+          <w:sz w:val="18"/>
+          <w:szCs w:val="28"/>
+          <w:lang w:val="es-GT"/>
+        </w:rPr>
+      </w:pPr>
+      <w:r>
+        <w:rPr>
+          <w:color w:val="auto"/>
+          <w:sz w:val="18"/>
+          <w:szCs w:val="28"/>
+          <w:lang w:val="es-GT"/>
+        </w:rPr>
+        <w:t>Configurar I2C</w:t>
+      </w:r>
+    </w:p>
+    <w:p>
+      <w:pPr>
+        <w:pStyle w:val="ReferenciaNoticIEEEro"/>
+        <w:numPr>
+          <w:ilvl w:val="0"/>
+          <w:numId w:val="0"/>
+        </w:numPr>
+        <w:ind w:left="644"/>
+        <w:jc w:val="left"/>
+        <w:rPr>
+          <w:color w:val="auto"/>
+          <w:sz w:val="18"/>
+          <w:szCs w:val="28"/>
+          <w:lang w:val="es-GT"/>
+        </w:rPr>
+      </w:pPr>
+      <w:r>
+        <w:rPr>
+          <w:color w:val="auto"/>
+          <w:sz w:val="18"/>
+          <w:szCs w:val="28"/>
+          <w:lang w:val="es-GT"/>
+        </w:rPr>
+        <w:t>Configurar UART hacia ESP32</w:t>
+      </w:r>
+    </w:p>
+    <w:p>
+      <w:pPr>
+        <w:pStyle w:val="ReferenciaNoticIEEEro"/>
+        <w:numPr>
+          <w:ilvl w:val="0"/>
+          <w:numId w:val="0"/>
+        </w:numPr>
+        <w:ind w:left="644"/>
+        <w:jc w:val="left"/>
+        <w:rPr>
+          <w:color w:val="auto"/>
+          <w:sz w:val="18"/>
+          <w:szCs w:val="28"/>
+          <w:lang w:val="es-GT"/>
+        </w:rPr>
+      </w:pPr>
+      <w:r>
+        <w:rPr>
+          <w:color w:val="auto"/>
+          <w:sz w:val="18"/>
+          <w:szCs w:val="28"/>
+          <w:lang w:val="es-GT"/>
+        </w:rPr>
+        <w:t>Mostrar valores iniciales en LCD</w:t>
+      </w:r>
+    </w:p>
+    <w:p>
+      <w:pPr>
+        <w:pStyle w:val="ReferenciaNoticIEEEro"/>
+        <w:numPr>
+          <w:ilvl w:val="0"/>
+          <w:numId w:val="0"/>
+        </w:numPr>
+        <w:ind w:left="644"/>
+        <w:jc w:val="left"/>
+        <w:rPr>
+          <w:color w:val="auto"/>
+          <w:sz w:val="18"/>
+          <w:szCs w:val="28"/>
+          <w:lang w:val="es-GT"/>
+        </w:rPr>
+      </w:pPr>
+    </w:p>
+    <w:p>
+      <w:pPr>
+        <w:pStyle w:val="ReferenciaNoticIEEEro"/>
+        <w:numPr>
+          <w:ilvl w:val="0"/>
+          <w:numId w:val="0"/>
+        </w:numPr>
+        <w:ind w:left="644"/>
+        <w:jc w:val="left"/>
+        <w:rPr>
+          <w:color w:val="auto"/>
+          <w:sz w:val="18"/>
+          <w:szCs w:val="28"/>
+          <w:lang w:val="es-GT"/>
+        </w:rPr>
+      </w:pPr>
+      <w:r>
+        <w:rPr>
+          <w:color w:val="auto"/>
+          <w:sz w:val="18"/>
+          <w:szCs w:val="28"/>
+          <w:lang w:val="es-GT"/>
+        </w:rPr>
+        <w:t>MIENTRAS siempre:</w:t>
+      </w:r>
+    </w:p>
+    <w:p>
+      <w:pPr>
+        <w:pStyle w:val="ReferenciaNoticIEEEro"/>
+        <w:numPr>
+          <w:ilvl w:val="0"/>
+          <w:numId w:val="0"/>
+        </w:numPr>
+        <w:ind w:left="644"/>
+        <w:jc w:val="left"/>
+        <w:rPr>
+          <w:color w:val="auto"/>
+          <w:sz w:val="18"/>
+          <w:szCs w:val="28"/>
+          <w:lang w:val="es-GT"/>
+        </w:rPr>
+      </w:pPr>
+      <w:r>
+        <w:rPr>
+          <w:color w:val="auto"/>
+          <w:sz w:val="18"/>
+          <w:szCs w:val="28"/>
+          <w:lang w:val="es-GT"/>
+        </w:rPr>
+        <w:t xml:space="preserve">    Leer temperatura del LM75</w:t>
+      </w:r>
+    </w:p>
+    <w:p>
+      <w:pPr>
+        <w:pStyle w:val="ReferenciaNoticIEEEro"/>
+        <w:numPr>
+          <w:ilvl w:val="0"/>
+          <w:numId w:val="0"/>
+        </w:numPr>
+        <w:ind w:left="644"/>
+        <w:jc w:val="left"/>
+        <w:rPr>
+          <w:color w:val="auto"/>
+          <w:sz w:val="18"/>
+          <w:szCs w:val="28"/>
+          <w:lang w:val="es-GT"/>
+        </w:rPr>
+      </w:pPr>
+    </w:p>
+    <w:p>
+      <w:pPr>
+        <w:pStyle w:val="ReferenciaNoticIEEEro"/>
+        <w:numPr>
+          <w:ilvl w:val="0"/>
+          <w:numId w:val="0"/>
+        </w:numPr>
+        <w:ind w:left="644"/>
+        <w:jc w:val="left"/>
+        <w:rPr>
+          <w:color w:val="auto"/>
+          <w:sz w:val="18"/>
+          <w:szCs w:val="28"/>
+          <w:lang w:val="es-GT"/>
+        </w:rPr>
+      </w:pPr>
+      <w:r>
+        <w:rPr>
+          <w:color w:val="auto"/>
+          <w:sz w:val="18"/>
+          <w:szCs w:val="28"/>
+          <w:lang w:val="es-GT"/>
+        </w:rPr>
+        <w:t xml:space="preserve">    SI temperatura &gt;= 80 °C:</w:t>
+      </w:r>
+    </w:p>
+    <w:p>
+      <w:pPr>
+        <w:pStyle w:val="ReferenciaNoticIEEEro"/>
+        <w:numPr>
+          <w:ilvl w:val="0"/>
+          <w:numId w:val="0"/>
+        </w:numPr>
+        <w:ind w:left="644"/>
+        <w:jc w:val="left"/>
+        <w:rPr>
+          <w:color w:val="auto"/>
+          <w:sz w:val="18"/>
+          <w:szCs w:val="28"/>
+          <w:lang w:val="es-GT"/>
+        </w:rPr>
+      </w:pPr>
+      <w:r>
+        <w:rPr>
+          <w:color w:val="auto"/>
+          <w:sz w:val="18"/>
+          <w:szCs w:val="28"/>
+          <w:lang w:val="es-GT"/>
+        </w:rPr>
+        <w:t xml:space="preserve">        Enviar comando de pausa al Esclavo1 por 5 segundos</w:t>
+      </w:r>
+    </w:p>
+    <w:p>
+      <w:pPr>
+        <w:pStyle w:val="ReferenciaNoticIEEEro"/>
+        <w:numPr>
+          <w:ilvl w:val="0"/>
+          <w:numId w:val="0"/>
+        </w:numPr>
+        <w:ind w:left="644"/>
+        <w:jc w:val="left"/>
+        <w:rPr>
+          <w:color w:val="auto"/>
+          <w:sz w:val="18"/>
+          <w:szCs w:val="28"/>
+          <w:lang w:val="es-GT"/>
+        </w:rPr>
+      </w:pPr>
+    </w:p>
+    <w:p>
+      <w:pPr>
+        <w:pStyle w:val="ReferenciaNoticIEEEro"/>
+        <w:numPr>
+          <w:ilvl w:val="0"/>
+          <w:numId w:val="0"/>
+        </w:numPr>
+        <w:ind w:left="644"/>
+        <w:jc w:val="left"/>
+        <w:rPr>
+          <w:color w:val="auto"/>
+          <w:sz w:val="18"/>
+          <w:szCs w:val="28"/>
+          <w:lang w:val="es-GT"/>
+        </w:rPr>
+      </w:pPr>
+      <w:r>
+        <w:rPr>
+          <w:color w:val="auto"/>
+          <w:sz w:val="18"/>
+          <w:szCs w:val="28"/>
+          <w:lang w:val="es-GT"/>
+        </w:rPr>
+        <w:t xml:space="preserve">    Leer contador de cajas desde Esclavo1</w:t>
+      </w:r>
+    </w:p>
+    <w:p>
+      <w:pPr>
+        <w:pStyle w:val="ReferenciaNoticIEEEro"/>
+        <w:numPr>
+          <w:ilvl w:val="0"/>
+          <w:numId w:val="0"/>
+        </w:numPr>
+        <w:ind w:left="644"/>
+        <w:jc w:val="left"/>
+        <w:rPr>
+          <w:color w:val="auto"/>
+          <w:sz w:val="18"/>
+          <w:szCs w:val="28"/>
+          <w:lang w:val="es-GT"/>
+        </w:rPr>
+      </w:pPr>
+      <w:r>
+        <w:rPr>
+          <w:color w:val="auto"/>
+          <w:sz w:val="18"/>
+          <w:szCs w:val="28"/>
+          <w:lang w:val="es-GT"/>
+        </w:rPr>
+        <w:t xml:space="preserve">    Leer datos de Esclavo2:</w:t>
+      </w:r>
+    </w:p>
+    <w:p>
+      <w:pPr>
+        <w:pStyle w:val="ReferenciaNoticIEEEro"/>
+        <w:numPr>
+          <w:ilvl w:val="0"/>
+          <w:numId w:val="0"/>
+        </w:numPr>
+        <w:ind w:left="644"/>
+        <w:jc w:val="left"/>
+        <w:rPr>
+          <w:color w:val="auto"/>
+          <w:sz w:val="18"/>
+          <w:szCs w:val="28"/>
+          <w:lang w:val="es-GT"/>
+        </w:rPr>
+      </w:pPr>
+      <w:r>
+        <w:rPr>
+          <w:color w:val="auto"/>
+          <w:sz w:val="18"/>
+          <w:szCs w:val="28"/>
+          <w:lang w:val="es-GT"/>
+        </w:rPr>
+        <w:t xml:space="preserve">        - tiempo de </w:t>
+      </w:r>
+      <w:proofErr w:type="spellStart"/>
+      <w:r>
+        <w:rPr>
+          <w:color w:val="auto"/>
+          <w:sz w:val="18"/>
+          <w:szCs w:val="28"/>
+          <w:lang w:val="es-GT"/>
+        </w:rPr>
+        <w:t>deteccion</w:t>
+      </w:r>
+      <w:proofErr w:type="spellEnd"/>
+      <w:r>
+        <w:rPr>
+          <w:color w:val="auto"/>
+          <w:sz w:val="18"/>
+          <w:szCs w:val="28"/>
+          <w:lang w:val="es-GT"/>
+        </w:rPr>
+        <w:t xml:space="preserve"> del </w:t>
+      </w:r>
+      <w:proofErr w:type="spellStart"/>
+      <w:r>
+        <w:rPr>
+          <w:color w:val="auto"/>
+          <w:sz w:val="18"/>
+          <w:szCs w:val="28"/>
+          <w:lang w:val="es-GT"/>
+        </w:rPr>
+        <w:t>ultrasonico</w:t>
+      </w:r>
+      <w:proofErr w:type="spellEnd"/>
+    </w:p>
+    <w:p>
+      <w:pPr>
+        <w:pStyle w:val="ReferenciaNoticIEEEro"/>
+        <w:numPr>
+          <w:ilvl w:val="0"/>
+          <w:numId w:val="0"/>
+        </w:numPr>
+        <w:ind w:left="644"/>
+        <w:jc w:val="left"/>
+        <w:rPr>
+          <w:color w:val="auto"/>
+          <w:sz w:val="18"/>
+          <w:szCs w:val="28"/>
+          <w:lang w:val="es-GT"/>
+        </w:rPr>
+      </w:pPr>
+      <w:r>
+        <w:rPr>
+          <w:color w:val="auto"/>
+          <w:sz w:val="18"/>
+          <w:szCs w:val="28"/>
+          <w:lang w:val="es-GT"/>
+        </w:rPr>
+        <w:t xml:space="preserve">        - estado del </w:t>
+      </w:r>
+      <w:proofErr w:type="spellStart"/>
+      <w:r>
+        <w:rPr>
+          <w:color w:val="auto"/>
+          <w:sz w:val="18"/>
+          <w:szCs w:val="28"/>
+          <w:lang w:val="es-GT"/>
+        </w:rPr>
+        <w:t>stepper</w:t>
+      </w:r>
+      <w:proofErr w:type="spellEnd"/>
+    </w:p>
+    <w:p>
+      <w:pPr>
+        <w:pStyle w:val="ReferenciaNoticIEEEro"/>
+        <w:numPr>
+          <w:ilvl w:val="0"/>
+          <w:numId w:val="0"/>
+        </w:numPr>
+        <w:ind w:left="644"/>
+        <w:jc w:val="left"/>
+        <w:rPr>
+          <w:color w:val="auto"/>
+          <w:sz w:val="18"/>
+          <w:szCs w:val="28"/>
+          <w:lang w:val="es-GT"/>
+        </w:rPr>
+      </w:pPr>
+      <w:r>
+        <w:rPr>
+          <w:color w:val="auto"/>
+          <w:sz w:val="18"/>
+          <w:szCs w:val="28"/>
+          <w:lang w:val="es-GT"/>
+        </w:rPr>
+        <w:t xml:space="preserve">        - ciclos del </w:t>
+      </w:r>
+      <w:proofErr w:type="spellStart"/>
+      <w:r>
+        <w:rPr>
+          <w:color w:val="auto"/>
+          <w:sz w:val="18"/>
+          <w:szCs w:val="28"/>
+          <w:lang w:val="es-GT"/>
+        </w:rPr>
+        <w:t>stepper</w:t>
+      </w:r>
+      <w:proofErr w:type="spellEnd"/>
+    </w:p>
+    <w:p>
+      <w:pPr>
+        <w:pStyle w:val="ReferenciaNoticIEEEro"/>
+        <w:numPr>
+          <w:ilvl w:val="0"/>
+          <w:numId w:val="0"/>
+        </w:numPr>
+        <w:ind w:left="644"/>
+        <w:jc w:val="left"/>
+        <w:rPr>
+          <w:color w:val="auto"/>
+          <w:sz w:val="18"/>
+          <w:szCs w:val="28"/>
+          <w:lang w:val="es-GT"/>
+        </w:rPr>
+      </w:pPr>
+      <w:r>
+        <w:rPr>
+          <w:color w:val="auto"/>
+          <w:sz w:val="18"/>
+          <w:szCs w:val="28"/>
+          <w:lang w:val="es-GT"/>
+        </w:rPr>
+        <w:t xml:space="preserve">        - estado del </w:t>
+      </w:r>
+      <w:proofErr w:type="spellStart"/>
+      <w:r>
+        <w:rPr>
+          <w:color w:val="auto"/>
+          <w:sz w:val="18"/>
+          <w:szCs w:val="28"/>
+          <w:lang w:val="es-GT"/>
+        </w:rPr>
+        <w:t>boton</w:t>
+      </w:r>
+      <w:proofErr w:type="spellEnd"/>
+    </w:p>
+    <w:p>
+      <w:pPr>
+        <w:pStyle w:val="ReferenciaNoticIEEEro"/>
+        <w:numPr>
+          <w:ilvl w:val="0"/>
+          <w:numId w:val="0"/>
+        </w:numPr>
+        <w:ind w:left="644"/>
+        <w:jc w:val="left"/>
+        <w:rPr>
+          <w:color w:val="auto"/>
+          <w:sz w:val="18"/>
+          <w:szCs w:val="28"/>
+          <w:lang w:val="es-GT"/>
+        </w:rPr>
+      </w:pPr>
+      <w:r>
+        <w:rPr>
+          <w:color w:val="auto"/>
+          <w:sz w:val="18"/>
+          <w:szCs w:val="28"/>
+          <w:lang w:val="es-GT"/>
+        </w:rPr>
+        <w:t xml:space="preserve">        - bandera de paro global</w:t>
+      </w:r>
+    </w:p>
+    <w:p>
+      <w:pPr>
+        <w:pStyle w:val="ReferenciaNoticIEEEro"/>
+        <w:numPr>
+          <w:ilvl w:val="0"/>
+          <w:numId w:val="0"/>
+        </w:numPr>
+        <w:ind w:left="644"/>
+        <w:jc w:val="left"/>
+        <w:rPr>
+          <w:color w:val="auto"/>
+          <w:sz w:val="18"/>
+          <w:szCs w:val="28"/>
+          <w:lang w:val="es-GT"/>
+        </w:rPr>
+      </w:pPr>
+    </w:p>
+    <w:p>
+      <w:pPr>
+        <w:pStyle w:val="ReferenciaNoticIEEEro"/>
+        <w:numPr>
+          <w:ilvl w:val="0"/>
+          <w:numId w:val="0"/>
+        </w:numPr>
+        <w:ind w:left="644"/>
+        <w:jc w:val="left"/>
+        <w:rPr>
+          <w:color w:val="auto"/>
+          <w:sz w:val="18"/>
+          <w:szCs w:val="28"/>
+          <w:lang w:val="es-GT"/>
+        </w:rPr>
+      </w:pPr>
+      <w:r>
+        <w:rPr>
+          <w:color w:val="auto"/>
+          <w:sz w:val="18"/>
+          <w:szCs w:val="28"/>
+          <w:lang w:val="es-GT"/>
+        </w:rPr>
+        <w:t xml:space="preserve">    SI Esclavo2 indica paro global:</w:t>
+      </w:r>
+    </w:p>
+    <w:p>
+      <w:pPr>
+        <w:pStyle w:val="ReferenciaNoticIEEEro"/>
+        <w:numPr>
+          <w:ilvl w:val="0"/>
+          <w:numId w:val="0"/>
+        </w:numPr>
+        <w:ind w:left="644"/>
+        <w:jc w:val="left"/>
+        <w:rPr>
+          <w:color w:val="auto"/>
+          <w:sz w:val="18"/>
+          <w:szCs w:val="28"/>
+          <w:lang w:val="es-GT"/>
+        </w:rPr>
+      </w:pPr>
+      <w:r>
+        <w:rPr>
+          <w:color w:val="auto"/>
+          <w:sz w:val="18"/>
+          <w:szCs w:val="28"/>
+          <w:lang w:val="es-GT"/>
+        </w:rPr>
+        <w:t xml:space="preserve">        Enviar comando STOP al Esclavo1</w:t>
+      </w:r>
+    </w:p>
+    <w:p>
+      <w:pPr>
+        <w:pStyle w:val="ReferenciaNoticIEEEro"/>
+        <w:numPr>
+          <w:ilvl w:val="0"/>
+          <w:numId w:val="0"/>
+        </w:numPr>
+        <w:ind w:left="644"/>
+        <w:jc w:val="left"/>
+        <w:rPr>
+          <w:color w:val="auto"/>
+          <w:sz w:val="18"/>
+          <w:szCs w:val="28"/>
+          <w:lang w:val="es-GT"/>
+        </w:rPr>
+      </w:pPr>
+      <w:r>
+        <w:rPr>
+          <w:color w:val="auto"/>
+          <w:sz w:val="18"/>
+          <w:szCs w:val="28"/>
+          <w:lang w:val="es-GT"/>
+        </w:rPr>
+        <w:t xml:space="preserve">    SI Esclavo2 ya no indica paro global:</w:t>
+      </w:r>
+    </w:p>
+    <w:p>
+      <w:pPr>
+        <w:pStyle w:val="ReferenciaNoticIEEEro"/>
+        <w:numPr>
+          <w:ilvl w:val="0"/>
+          <w:numId w:val="0"/>
+        </w:numPr>
+        <w:ind w:left="644"/>
+        <w:jc w:val="left"/>
+        <w:rPr>
+          <w:color w:val="auto"/>
+          <w:sz w:val="18"/>
+          <w:szCs w:val="28"/>
+          <w:lang w:val="es-GT"/>
+        </w:rPr>
+      </w:pPr>
+      <w:r>
+        <w:rPr>
+          <w:color w:val="auto"/>
+          <w:sz w:val="18"/>
+          <w:szCs w:val="28"/>
+          <w:lang w:val="es-GT"/>
+        </w:rPr>
+        <w:t xml:space="preserve">        Enviar comando RESUME al Esclavo1</w:t>
+      </w:r>
+    </w:p>
+    <w:p>
+      <w:pPr>
+        <w:pStyle w:val="ReferenciaNoticIEEEro"/>
+        <w:numPr>
+          <w:ilvl w:val="0"/>
+          <w:numId w:val="0"/>
+        </w:numPr>
+        <w:ind w:left="644"/>
+        <w:jc w:val="left"/>
+        <w:rPr>
+          <w:color w:val="auto"/>
+          <w:sz w:val="18"/>
+          <w:szCs w:val="28"/>
+          <w:lang w:val="es-GT"/>
+        </w:rPr>
+      </w:pPr>
+    </w:p>
+    <w:p>
+      <w:pPr>
+        <w:pStyle w:val="ReferenciaNoticIEEEro"/>
+        <w:numPr>
+          <w:ilvl w:val="0"/>
+          <w:numId w:val="0"/>
+        </w:numPr>
+        <w:ind w:left="644"/>
+        <w:jc w:val="left"/>
+        <w:rPr>
+          <w:color w:val="auto"/>
+          <w:sz w:val="18"/>
+          <w:szCs w:val="28"/>
+          <w:lang w:val="es-GT"/>
+        </w:rPr>
+      </w:pPr>
+      <w:r>
+        <w:rPr>
+          <w:color w:val="auto"/>
+          <w:sz w:val="18"/>
+          <w:szCs w:val="28"/>
+          <w:lang w:val="es-GT"/>
+        </w:rPr>
+        <w:t xml:space="preserve">    Actualizar LCD:</w:t>
+      </w:r>
+    </w:p>
+    <w:p>
+      <w:pPr>
+        <w:pStyle w:val="ReferenciaNoticIEEEro"/>
+        <w:numPr>
+          <w:ilvl w:val="0"/>
+          <w:numId w:val="0"/>
+        </w:numPr>
+        <w:ind w:left="644"/>
+        <w:jc w:val="left"/>
+        <w:rPr>
+          <w:color w:val="auto"/>
+          <w:sz w:val="18"/>
+          <w:szCs w:val="28"/>
+          <w:lang w:val="es-GT"/>
+        </w:rPr>
+      </w:pPr>
+      <w:r>
+        <w:rPr>
+          <w:color w:val="auto"/>
+          <w:sz w:val="18"/>
+          <w:szCs w:val="28"/>
+          <w:lang w:val="es-GT"/>
+        </w:rPr>
+        <w:lastRenderedPageBreak/>
+        <w:t xml:space="preserve">        fila 1: TDET  CAJAS  TEMP</w:t>
+      </w:r>
+    </w:p>
+    <w:p>
+      <w:pPr>
+        <w:pStyle w:val="ReferenciaNoticIEEEro"/>
+        <w:numPr>
+          <w:ilvl w:val="0"/>
+          <w:numId w:val="0"/>
+        </w:numPr>
+        <w:ind w:left="644"/>
+        <w:jc w:val="left"/>
+        <w:rPr>
+          <w:color w:val="auto"/>
+          <w:sz w:val="18"/>
+          <w:szCs w:val="28"/>
+          <w:lang w:val="es-GT"/>
+        </w:rPr>
+      </w:pPr>
+      <w:r>
+        <w:rPr>
+          <w:color w:val="auto"/>
+          <w:sz w:val="18"/>
+          <w:szCs w:val="28"/>
+          <w:lang w:val="es-GT"/>
+        </w:rPr>
+        <w:t xml:space="preserve">        fila 2: tiempo, cajas, temperatura</w:t>
+      </w:r>
+    </w:p>
+    <w:p>
+      <w:pPr>
+        <w:pStyle w:val="ReferenciaNoticIEEEro"/>
+        <w:numPr>
+          <w:ilvl w:val="0"/>
+          <w:numId w:val="0"/>
+        </w:numPr>
+        <w:ind w:left="644"/>
+        <w:jc w:val="left"/>
+        <w:rPr>
+          <w:color w:val="auto"/>
+          <w:sz w:val="18"/>
+          <w:szCs w:val="28"/>
+          <w:lang w:val="es-GT"/>
+        </w:rPr>
+      </w:pPr>
+    </w:p>
+    <w:p>
+      <w:pPr>
+        <w:pStyle w:val="ReferenciaNoticIEEEro"/>
+        <w:numPr>
+          <w:ilvl w:val="0"/>
+          <w:numId w:val="0"/>
+        </w:numPr>
+        <w:ind w:left="644"/>
+        <w:jc w:val="left"/>
+        <w:rPr>
+          <w:color w:val="auto"/>
+          <w:sz w:val="18"/>
+          <w:szCs w:val="28"/>
+          <w:lang w:val="es-GT"/>
+        </w:rPr>
+      </w:pPr>
+      <w:r>
+        <w:rPr>
+          <w:color w:val="auto"/>
+          <w:sz w:val="18"/>
+          <w:szCs w:val="28"/>
+          <w:lang w:val="es-GT"/>
+        </w:rPr>
+        <w:t xml:space="preserve">    Enviar por UART al ESP32:</w:t>
+      </w:r>
+    </w:p>
+    <w:p>
+      <w:pPr>
+        <w:pStyle w:val="ReferenciaNoticIEEEro"/>
+        <w:numPr>
+          <w:ilvl w:val="0"/>
+          <w:numId w:val="0"/>
+        </w:numPr>
+        <w:ind w:left="644"/>
+        <w:jc w:val="left"/>
+        <w:rPr>
+          <w:color w:val="auto"/>
+          <w:sz w:val="18"/>
+          <w:szCs w:val="28"/>
+          <w:lang w:val="es-GT"/>
+        </w:rPr>
+      </w:pPr>
+      <w:r>
+        <w:rPr>
+          <w:color w:val="auto"/>
+          <w:sz w:val="18"/>
+          <w:szCs w:val="28"/>
+          <w:lang w:val="es-GT"/>
+        </w:rPr>
+        <w:t xml:space="preserve">        cajas, temperatura, alarma, tiempo de </w:t>
+      </w:r>
+      <w:proofErr w:type="spellStart"/>
+      <w:r>
+        <w:rPr>
+          <w:color w:val="auto"/>
+          <w:sz w:val="18"/>
+          <w:szCs w:val="28"/>
+          <w:lang w:val="es-GT"/>
+        </w:rPr>
+        <w:t>deteccion</w:t>
+      </w:r>
+      <w:proofErr w:type="spellEnd"/>
+      <w:r>
+        <w:rPr>
+          <w:color w:val="auto"/>
+          <w:sz w:val="18"/>
+          <w:szCs w:val="28"/>
+          <w:lang w:val="es-GT"/>
+        </w:rPr>
+        <w:t>,</w:t>
+      </w:r>
+    </w:p>
+    <w:p>
+      <w:pPr>
+        <w:pStyle w:val="ReferenciaNoticIEEEro"/>
+        <w:numPr>
+          <w:ilvl w:val="0"/>
+          <w:numId w:val="0"/>
+        </w:numPr>
+        <w:ind w:left="644"/>
+        <w:jc w:val="left"/>
+        <w:rPr>
+          <w:color w:val="auto"/>
+          <w:sz w:val="18"/>
+          <w:szCs w:val="28"/>
+          <w:lang w:val="es-GT"/>
+        </w:rPr>
+      </w:pPr>
+      <w:r>
+        <w:rPr>
+          <w:color w:val="auto"/>
+          <w:sz w:val="18"/>
+          <w:szCs w:val="28"/>
+          <w:lang w:val="es-GT"/>
+        </w:rPr>
+        <w:t xml:space="preserve">        estado </w:t>
+      </w:r>
+      <w:proofErr w:type="spellStart"/>
+      <w:r>
+        <w:rPr>
+          <w:color w:val="auto"/>
+          <w:sz w:val="18"/>
+          <w:szCs w:val="28"/>
+          <w:lang w:val="es-GT"/>
+        </w:rPr>
+        <w:t>stepper</w:t>
+      </w:r>
+      <w:proofErr w:type="spellEnd"/>
+      <w:r>
+        <w:rPr>
+          <w:color w:val="auto"/>
+          <w:sz w:val="18"/>
+          <w:szCs w:val="28"/>
+          <w:lang w:val="es-GT"/>
+        </w:rPr>
+        <w:t xml:space="preserve">, ciclos, </w:t>
+      </w:r>
+      <w:proofErr w:type="spellStart"/>
+      <w:r>
+        <w:rPr>
+          <w:color w:val="auto"/>
+          <w:sz w:val="18"/>
+          <w:szCs w:val="28"/>
+          <w:lang w:val="es-GT"/>
+        </w:rPr>
+        <w:t>boton</w:t>
+      </w:r>
+      <w:proofErr w:type="spellEnd"/>
+    </w:p>
+    <w:p>
+      <w:pPr>
+        <w:pStyle w:val="ReferenciaNoticIEEEro"/>
+        <w:numPr>
+          <w:ilvl w:val="0"/>
+          <w:numId w:val="0"/>
+        </w:numPr>
+        <w:ind w:left="644"/>
+        <w:jc w:val="left"/>
+        <w:rPr>
+          <w:color w:val="auto"/>
+          <w:sz w:val="18"/>
+          <w:szCs w:val="28"/>
+          <w:lang w:val="es-GT"/>
+        </w:rPr>
+      </w:pPr>
+    </w:p>
+    <w:p>
+      <w:pPr>
+        <w:pStyle w:val="ReferenciaNoticIEEEro"/>
+        <w:numPr>
+          <w:ilvl w:val="0"/>
+          <w:numId w:val="0"/>
+        </w:numPr>
+        <w:ind w:left="644"/>
+        <w:jc w:val="left"/>
+        <w:rPr>
+          <w:color w:val="auto"/>
+          <w:sz w:val="18"/>
+          <w:szCs w:val="28"/>
+          <w:lang w:val="es-GT"/>
+        </w:rPr>
+      </w:pPr>
+      <w:r>
+        <w:rPr>
+          <w:color w:val="auto"/>
+          <w:sz w:val="18"/>
+          <w:szCs w:val="28"/>
+          <w:lang w:val="es-GT"/>
+        </w:rPr>
+        <w:t xml:space="preserve">    Esperar un pequeño tiempo</w:t>
+      </w:r>
+    </w:p>
+    <w:p>
+      <w:pPr>
+        <w:pStyle w:val="ReferenciaNoticIEEEro"/>
+        <w:numPr>
+          <w:ilvl w:val="0"/>
+          <w:numId w:val="0"/>
+        </w:numPr>
+        <w:ind w:left="644"/>
+        <w:jc w:val="left"/>
+        <w:rPr>
+          <w:b/>
+          <w:bCs/>
+          <w:color w:val="auto"/>
+          <w:sz w:val="22"/>
+          <w:szCs w:val="36"/>
+          <w:lang w:val="es-GT"/>
+        </w:rPr>
+      </w:pPr>
+      <w:r>
+        <w:rPr>
+          <w:color w:val="auto"/>
+          <w:sz w:val="18"/>
+          <w:szCs w:val="28"/>
+          <w:lang w:val="es-GT"/>
+        </w:rPr>
+        <w:t>FIN MIENTRAS</w:t>
+      </w:r>
+      <w:r>
+        <w:rPr>
+          <w:b/>
+          <w:bCs/>
+          <w:color w:val="auto"/>
+          <w:sz w:val="22"/>
+          <w:szCs w:val="36"/>
+          <w:lang w:val="es-GT"/>
+        </w:rPr>
+        <w:br/>
+      </w:r>
+    </w:p>
+    <w:p>
+      <w:pPr>
+        <w:pStyle w:val="ReferenciaNoticIEEEro"/>
+        <w:numPr>
+          <w:ilvl w:val="0"/>
+          <w:numId w:val="4"/>
+        </w:numPr>
+        <w:jc w:val="left"/>
+        <w:rPr>
+          <w:b/>
+          <w:bCs/>
+          <w:color w:val="auto"/>
+          <w:sz w:val="22"/>
+          <w:szCs w:val="36"/>
+          <w:lang w:val="es-GT"/>
+        </w:rPr>
+      </w:pPr>
+      <w:r>
+        <w:rPr>
+          <w:b/>
+          <w:bCs/>
+          <w:color w:val="auto"/>
+          <w:sz w:val="22"/>
+          <w:szCs w:val="36"/>
+          <w:lang w:val="es-GT"/>
+        </w:rPr>
+        <w:t>Esclavo 1:</w:t>
+      </w:r>
+    </w:p>
+    <w:p>
+      <w:pPr>
+        <w:pStyle w:val="ReferenciaNoticIEEEro"/>
+        <w:numPr>
+          <w:ilvl w:val="0"/>
+          <w:numId w:val="0"/>
+        </w:numPr>
+        <w:ind w:left="644"/>
+        <w:jc w:val="left"/>
+        <w:rPr>
+          <w:color w:val="auto"/>
+          <w:sz w:val="18"/>
+          <w:szCs w:val="28"/>
+          <w:lang w:val="es-GT"/>
+        </w:rPr>
+      </w:pPr>
+      <w:r>
+        <w:rPr>
+          <w:color w:val="auto"/>
+          <w:sz w:val="18"/>
+          <w:szCs w:val="28"/>
+          <w:lang w:val="es-GT"/>
+        </w:rPr>
+        <w:t>INICIO</w:t>
+      </w:r>
+    </w:p>
+    <w:p>
+      <w:pPr>
+        <w:pStyle w:val="ReferenciaNoticIEEEro"/>
+        <w:numPr>
+          <w:ilvl w:val="0"/>
+          <w:numId w:val="0"/>
+        </w:numPr>
+        <w:ind w:left="644"/>
+        <w:jc w:val="left"/>
+        <w:rPr>
+          <w:color w:val="auto"/>
+          <w:sz w:val="18"/>
+          <w:szCs w:val="28"/>
+          <w:lang w:val="es-GT"/>
+        </w:rPr>
+      </w:pPr>
+    </w:p>
+    <w:p>
+      <w:pPr>
+        <w:pStyle w:val="ReferenciaNoticIEEEro"/>
+        <w:numPr>
+          <w:ilvl w:val="0"/>
+          <w:numId w:val="0"/>
+        </w:numPr>
+        <w:ind w:left="644"/>
+        <w:jc w:val="left"/>
+        <w:rPr>
+          <w:color w:val="auto"/>
+          <w:sz w:val="18"/>
+          <w:szCs w:val="28"/>
+          <w:lang w:val="es-GT"/>
+        </w:rPr>
+      </w:pPr>
+      <w:r>
+        <w:rPr>
+          <w:color w:val="auto"/>
+          <w:sz w:val="18"/>
+          <w:szCs w:val="28"/>
+          <w:lang w:val="es-GT"/>
+        </w:rPr>
+        <w:t>Configurar sensor de proximidad</w:t>
+      </w:r>
+    </w:p>
+    <w:p>
+      <w:pPr>
+        <w:pStyle w:val="ReferenciaNoticIEEEro"/>
+        <w:numPr>
+          <w:ilvl w:val="0"/>
+          <w:numId w:val="0"/>
+        </w:numPr>
+        <w:ind w:left="644"/>
+        <w:jc w:val="left"/>
+        <w:rPr>
+          <w:color w:val="auto"/>
+          <w:sz w:val="18"/>
+          <w:szCs w:val="28"/>
+          <w:lang w:val="es-GT"/>
+        </w:rPr>
+      </w:pPr>
+      <w:r>
+        <w:rPr>
+          <w:color w:val="auto"/>
+          <w:sz w:val="18"/>
+          <w:szCs w:val="28"/>
+          <w:lang w:val="es-GT"/>
+        </w:rPr>
+        <w:t>Configurar servo</w:t>
+      </w:r>
+    </w:p>
+    <w:p>
+      <w:pPr>
+        <w:pStyle w:val="ReferenciaNoticIEEEro"/>
+        <w:numPr>
+          <w:ilvl w:val="0"/>
+          <w:numId w:val="0"/>
+        </w:numPr>
+        <w:ind w:left="644"/>
+        <w:jc w:val="left"/>
+        <w:rPr>
+          <w:color w:val="auto"/>
+          <w:sz w:val="18"/>
+          <w:szCs w:val="28"/>
+          <w:lang w:val="es-GT"/>
+        </w:rPr>
+      </w:pPr>
+      <w:r>
+        <w:rPr>
+          <w:color w:val="auto"/>
+          <w:sz w:val="18"/>
+          <w:szCs w:val="28"/>
+          <w:lang w:val="es-GT"/>
+        </w:rPr>
+        <w:t>Configurar motor DC</w:t>
+      </w:r>
+    </w:p>
+    <w:p>
+      <w:pPr>
+        <w:pStyle w:val="ReferenciaNoticIEEEro"/>
+        <w:numPr>
+          <w:ilvl w:val="0"/>
+          <w:numId w:val="0"/>
+        </w:numPr>
+        <w:ind w:left="644"/>
+        <w:jc w:val="left"/>
+        <w:rPr>
+          <w:color w:val="auto"/>
+          <w:sz w:val="18"/>
+          <w:szCs w:val="28"/>
+          <w:lang w:val="es-GT"/>
+        </w:rPr>
+      </w:pPr>
+      <w:r>
+        <w:rPr>
+          <w:color w:val="auto"/>
+          <w:sz w:val="18"/>
+          <w:szCs w:val="28"/>
+          <w:lang w:val="es-GT"/>
+        </w:rPr>
+        <w:t>Configurar I2C</w:t>
+      </w:r>
+    </w:p>
+    <w:p>
+      <w:pPr>
+        <w:pStyle w:val="ReferenciaNoticIEEEro"/>
+        <w:numPr>
+          <w:ilvl w:val="0"/>
+          <w:numId w:val="0"/>
+        </w:numPr>
+        <w:ind w:left="644"/>
+        <w:jc w:val="left"/>
+        <w:rPr>
+          <w:color w:val="auto"/>
+          <w:sz w:val="18"/>
+          <w:szCs w:val="28"/>
+          <w:lang w:val="es-GT"/>
+        </w:rPr>
+      </w:pPr>
+      <w:r>
+        <w:rPr>
+          <w:color w:val="auto"/>
+          <w:sz w:val="18"/>
+          <w:szCs w:val="28"/>
+          <w:lang w:val="es-GT"/>
+        </w:rPr>
+        <w:t>Poner servo en 0 grados</w:t>
+      </w:r>
+    </w:p>
+    <w:p>
+      <w:pPr>
+        <w:pStyle w:val="ReferenciaNoticIEEEro"/>
+        <w:numPr>
+          <w:ilvl w:val="0"/>
+          <w:numId w:val="0"/>
+        </w:numPr>
+        <w:ind w:left="644"/>
+        <w:jc w:val="left"/>
+        <w:rPr>
+          <w:color w:val="auto"/>
+          <w:sz w:val="18"/>
+          <w:szCs w:val="28"/>
+          <w:lang w:val="es-GT"/>
+        </w:rPr>
+      </w:pPr>
+      <w:r>
+        <w:rPr>
+          <w:color w:val="auto"/>
+          <w:sz w:val="18"/>
+          <w:szCs w:val="28"/>
+          <w:lang w:val="es-GT"/>
+        </w:rPr>
+        <w:t>Encender motor DC</w:t>
+      </w:r>
+    </w:p>
+    <w:p>
+      <w:pPr>
+        <w:pStyle w:val="ReferenciaNoticIEEEro"/>
+        <w:numPr>
+          <w:ilvl w:val="0"/>
+          <w:numId w:val="0"/>
+        </w:numPr>
+        <w:ind w:left="644"/>
+        <w:jc w:val="left"/>
+        <w:rPr>
+          <w:color w:val="auto"/>
+          <w:sz w:val="18"/>
+          <w:szCs w:val="28"/>
+          <w:lang w:val="es-GT"/>
+        </w:rPr>
+      </w:pPr>
+    </w:p>
+    <w:p>
+      <w:pPr>
+        <w:pStyle w:val="ReferenciaNoticIEEEro"/>
+        <w:numPr>
+          <w:ilvl w:val="0"/>
+          <w:numId w:val="0"/>
+        </w:numPr>
+        <w:ind w:left="644"/>
+        <w:jc w:val="left"/>
+        <w:rPr>
+          <w:color w:val="auto"/>
+          <w:sz w:val="18"/>
+          <w:szCs w:val="28"/>
+          <w:lang w:val="es-GT"/>
+        </w:rPr>
+      </w:pPr>
+      <w:r>
+        <w:rPr>
+          <w:color w:val="auto"/>
+          <w:sz w:val="18"/>
+          <w:szCs w:val="28"/>
+          <w:lang w:val="es-GT"/>
+        </w:rPr>
+        <w:t>MIENTRAS siempre:</w:t>
+      </w:r>
+    </w:p>
+    <w:p>
+      <w:pPr>
+        <w:pStyle w:val="ReferenciaNoticIEEEro"/>
+        <w:numPr>
+          <w:ilvl w:val="0"/>
+          <w:numId w:val="0"/>
+        </w:numPr>
+        <w:ind w:left="644"/>
+        <w:jc w:val="left"/>
+        <w:rPr>
+          <w:color w:val="auto"/>
+          <w:sz w:val="18"/>
+          <w:szCs w:val="28"/>
+          <w:lang w:val="es-GT"/>
+        </w:rPr>
+      </w:pPr>
+      <w:r>
+        <w:rPr>
+          <w:color w:val="auto"/>
+          <w:sz w:val="18"/>
+          <w:szCs w:val="28"/>
+          <w:lang w:val="es-GT"/>
+        </w:rPr>
+        <w:t xml:space="preserve">    Revisar si llego comando I2C del maestro</w:t>
+      </w:r>
+    </w:p>
+    <w:p>
+      <w:pPr>
+        <w:pStyle w:val="ReferenciaNoticIEEEro"/>
+        <w:numPr>
+          <w:ilvl w:val="0"/>
+          <w:numId w:val="0"/>
+        </w:numPr>
+        <w:ind w:left="644"/>
+        <w:jc w:val="left"/>
+        <w:rPr>
+          <w:color w:val="auto"/>
+          <w:sz w:val="18"/>
+          <w:szCs w:val="28"/>
+          <w:lang w:val="es-GT"/>
+        </w:rPr>
+      </w:pPr>
+    </w:p>
+    <w:p>
+      <w:pPr>
+        <w:pStyle w:val="ReferenciaNoticIEEEro"/>
+        <w:numPr>
+          <w:ilvl w:val="0"/>
+          <w:numId w:val="0"/>
+        </w:numPr>
+        <w:ind w:left="644"/>
+        <w:jc w:val="left"/>
+        <w:rPr>
+          <w:color w:val="auto"/>
+          <w:sz w:val="18"/>
+          <w:szCs w:val="28"/>
+          <w:lang w:val="es-GT"/>
+        </w:rPr>
+      </w:pPr>
+      <w:r>
+        <w:rPr>
+          <w:color w:val="auto"/>
+          <w:sz w:val="18"/>
+          <w:szCs w:val="28"/>
+          <w:lang w:val="es-GT"/>
+        </w:rPr>
+        <w:t xml:space="preserve">    SI comando = pausa 5 segundos:</w:t>
+      </w:r>
+    </w:p>
+    <w:p>
+      <w:pPr>
+        <w:pStyle w:val="ReferenciaNoticIEEEro"/>
+        <w:numPr>
+          <w:ilvl w:val="0"/>
+          <w:numId w:val="0"/>
+        </w:numPr>
+        <w:ind w:left="644"/>
+        <w:jc w:val="left"/>
+        <w:rPr>
+          <w:color w:val="auto"/>
+          <w:sz w:val="18"/>
+          <w:szCs w:val="28"/>
+          <w:lang w:val="es-GT"/>
+        </w:rPr>
+      </w:pPr>
+      <w:r>
+        <w:rPr>
+          <w:color w:val="auto"/>
+          <w:sz w:val="18"/>
+          <w:szCs w:val="28"/>
+          <w:lang w:val="es-GT"/>
+        </w:rPr>
+        <w:t xml:space="preserve">        detener motor DC</w:t>
+      </w:r>
+    </w:p>
+    <w:p>
+      <w:pPr>
+        <w:pStyle w:val="ReferenciaNoticIEEEro"/>
+        <w:numPr>
+          <w:ilvl w:val="0"/>
+          <w:numId w:val="0"/>
+        </w:numPr>
+        <w:ind w:left="644"/>
+        <w:jc w:val="left"/>
+        <w:rPr>
+          <w:color w:val="auto"/>
+          <w:sz w:val="18"/>
+          <w:szCs w:val="28"/>
+          <w:lang w:val="es-GT"/>
+        </w:rPr>
+      </w:pPr>
+      <w:r>
+        <w:rPr>
+          <w:color w:val="auto"/>
+          <w:sz w:val="18"/>
+          <w:szCs w:val="28"/>
+          <w:lang w:val="es-GT"/>
+        </w:rPr>
+        <w:t xml:space="preserve">        pausar movimiento del servo temporalmente</w:t>
+      </w:r>
+    </w:p>
+    <w:p>
+      <w:pPr>
+        <w:pStyle w:val="ReferenciaNoticIEEEro"/>
+        <w:numPr>
+          <w:ilvl w:val="0"/>
+          <w:numId w:val="0"/>
+        </w:numPr>
+        <w:ind w:left="644"/>
+        <w:jc w:val="left"/>
+        <w:rPr>
+          <w:color w:val="auto"/>
+          <w:sz w:val="18"/>
+          <w:szCs w:val="28"/>
+          <w:lang w:val="es-GT"/>
+        </w:rPr>
+      </w:pPr>
+    </w:p>
+    <w:p>
+      <w:pPr>
+        <w:pStyle w:val="ReferenciaNoticIEEEro"/>
+        <w:numPr>
+          <w:ilvl w:val="0"/>
+          <w:numId w:val="0"/>
+        </w:numPr>
+        <w:ind w:left="644"/>
+        <w:jc w:val="left"/>
+        <w:rPr>
+          <w:color w:val="auto"/>
+          <w:sz w:val="18"/>
+          <w:szCs w:val="28"/>
+          <w:lang w:val="es-GT"/>
+        </w:rPr>
+      </w:pPr>
+      <w:r>
+        <w:rPr>
+          <w:color w:val="auto"/>
+          <w:sz w:val="18"/>
+          <w:szCs w:val="28"/>
+          <w:lang w:val="es-GT"/>
+        </w:rPr>
+        <w:t xml:space="preserve">    SI comando = STOP:</w:t>
+      </w:r>
+    </w:p>
+    <w:p>
+      <w:pPr>
+        <w:pStyle w:val="ReferenciaNoticIEEEro"/>
+        <w:numPr>
+          <w:ilvl w:val="0"/>
+          <w:numId w:val="0"/>
+        </w:numPr>
+        <w:ind w:left="644"/>
+        <w:jc w:val="left"/>
+        <w:rPr>
+          <w:color w:val="auto"/>
+          <w:sz w:val="18"/>
+          <w:szCs w:val="28"/>
+          <w:lang w:val="es-GT"/>
+        </w:rPr>
+      </w:pPr>
+      <w:r>
+        <w:rPr>
+          <w:color w:val="auto"/>
+          <w:sz w:val="18"/>
+          <w:szCs w:val="28"/>
+          <w:lang w:val="es-GT"/>
+        </w:rPr>
+        <w:t xml:space="preserve">        activar paro global</w:t>
+      </w:r>
+    </w:p>
+    <w:p>
+      <w:pPr>
+        <w:pStyle w:val="ReferenciaNoticIEEEro"/>
+        <w:numPr>
+          <w:ilvl w:val="0"/>
+          <w:numId w:val="0"/>
+        </w:numPr>
+        <w:ind w:left="644"/>
+        <w:jc w:val="left"/>
+        <w:rPr>
+          <w:color w:val="auto"/>
+          <w:sz w:val="18"/>
+          <w:szCs w:val="28"/>
+          <w:lang w:val="es-GT"/>
+        </w:rPr>
+      </w:pPr>
+      <w:r>
+        <w:rPr>
+          <w:color w:val="auto"/>
+          <w:sz w:val="18"/>
+          <w:szCs w:val="28"/>
+          <w:lang w:val="es-GT"/>
+        </w:rPr>
+        <w:t xml:space="preserve">        detener motor DC</w:t>
+      </w:r>
+    </w:p>
+    <w:p>
+      <w:pPr>
+        <w:pStyle w:val="ReferenciaNoticIEEEro"/>
+        <w:numPr>
+          <w:ilvl w:val="0"/>
+          <w:numId w:val="0"/>
+        </w:numPr>
+        <w:ind w:left="644"/>
+        <w:jc w:val="left"/>
+        <w:rPr>
+          <w:color w:val="auto"/>
+          <w:sz w:val="18"/>
+          <w:szCs w:val="28"/>
+          <w:lang w:val="es-GT"/>
+        </w:rPr>
+      </w:pPr>
+    </w:p>
+    <w:p>
+      <w:pPr>
+        <w:pStyle w:val="ReferenciaNoticIEEEro"/>
+        <w:numPr>
+          <w:ilvl w:val="0"/>
+          <w:numId w:val="0"/>
+        </w:numPr>
+        <w:ind w:left="644"/>
+        <w:jc w:val="left"/>
+        <w:rPr>
+          <w:color w:val="auto"/>
+          <w:sz w:val="18"/>
+          <w:szCs w:val="28"/>
+          <w:lang w:val="es-GT"/>
+        </w:rPr>
+      </w:pPr>
+      <w:r>
+        <w:rPr>
+          <w:color w:val="auto"/>
+          <w:sz w:val="18"/>
+          <w:szCs w:val="28"/>
+          <w:lang w:val="es-GT"/>
+        </w:rPr>
+        <w:t xml:space="preserve">    SI comando = RESUME:</w:t>
+      </w:r>
+    </w:p>
+    <w:p>
+      <w:pPr>
+        <w:pStyle w:val="ReferenciaNoticIEEEro"/>
+        <w:numPr>
+          <w:ilvl w:val="0"/>
+          <w:numId w:val="0"/>
+        </w:numPr>
+        <w:ind w:left="644"/>
+        <w:jc w:val="left"/>
+        <w:rPr>
+          <w:color w:val="auto"/>
+          <w:sz w:val="18"/>
+          <w:szCs w:val="28"/>
+          <w:lang w:val="es-GT"/>
+        </w:rPr>
+      </w:pPr>
+      <w:r>
+        <w:rPr>
+          <w:color w:val="auto"/>
+          <w:sz w:val="18"/>
+          <w:szCs w:val="28"/>
+          <w:lang w:val="es-GT"/>
+        </w:rPr>
+        <w:t xml:space="preserve">        quitar paro global</w:t>
+      </w:r>
+    </w:p>
+    <w:p>
+      <w:pPr>
+        <w:pStyle w:val="ReferenciaNoticIEEEro"/>
+        <w:numPr>
+          <w:ilvl w:val="0"/>
+          <w:numId w:val="0"/>
+        </w:numPr>
+        <w:ind w:left="644"/>
+        <w:jc w:val="left"/>
+        <w:rPr>
+          <w:color w:val="auto"/>
+          <w:sz w:val="18"/>
+          <w:szCs w:val="28"/>
+          <w:lang w:val="es-GT"/>
+        </w:rPr>
+      </w:pPr>
+      <w:r>
+        <w:rPr>
+          <w:color w:val="auto"/>
+          <w:sz w:val="18"/>
+          <w:szCs w:val="28"/>
+          <w:lang w:val="es-GT"/>
+        </w:rPr>
+        <w:t xml:space="preserve">        permitir que el sistema siga</w:t>
+      </w:r>
+    </w:p>
+    <w:p>
+      <w:pPr>
+        <w:pStyle w:val="ReferenciaNoticIEEEro"/>
+        <w:numPr>
+          <w:ilvl w:val="0"/>
+          <w:numId w:val="0"/>
+        </w:numPr>
+        <w:ind w:left="644"/>
+        <w:jc w:val="left"/>
+        <w:rPr>
+          <w:color w:val="auto"/>
+          <w:sz w:val="18"/>
+          <w:szCs w:val="28"/>
+          <w:lang w:val="es-GT"/>
+        </w:rPr>
+      </w:pPr>
+    </w:p>
+    <w:p>
+      <w:pPr>
+        <w:pStyle w:val="ReferenciaNoticIEEEro"/>
+        <w:numPr>
+          <w:ilvl w:val="0"/>
+          <w:numId w:val="0"/>
+        </w:numPr>
+        <w:ind w:left="644"/>
+        <w:jc w:val="left"/>
+        <w:rPr>
+          <w:color w:val="auto"/>
+          <w:sz w:val="18"/>
+          <w:szCs w:val="28"/>
+          <w:lang w:val="es-GT"/>
+        </w:rPr>
+      </w:pPr>
+      <w:r>
+        <w:rPr>
+          <w:color w:val="auto"/>
+          <w:sz w:val="18"/>
+          <w:szCs w:val="28"/>
+          <w:lang w:val="es-GT"/>
+        </w:rPr>
+        <w:t xml:space="preserve">    SI sistema </w:t>
+      </w:r>
+      <w:proofErr w:type="spellStart"/>
+      <w:r>
+        <w:rPr>
+          <w:color w:val="auto"/>
+          <w:sz w:val="18"/>
+          <w:szCs w:val="28"/>
+          <w:lang w:val="es-GT"/>
+        </w:rPr>
+        <w:t>esta</w:t>
+      </w:r>
+      <w:proofErr w:type="spellEnd"/>
+      <w:r>
+        <w:rPr>
+          <w:color w:val="auto"/>
+          <w:sz w:val="18"/>
+          <w:szCs w:val="28"/>
+          <w:lang w:val="es-GT"/>
+        </w:rPr>
+        <w:t xml:space="preserve"> en pausa o en paro global:</w:t>
+      </w:r>
+    </w:p>
+    <w:p>
+      <w:pPr>
+        <w:pStyle w:val="ReferenciaNoticIEEEro"/>
+        <w:numPr>
+          <w:ilvl w:val="0"/>
+          <w:numId w:val="0"/>
+        </w:numPr>
+        <w:ind w:left="644"/>
+        <w:jc w:val="left"/>
+        <w:rPr>
+          <w:color w:val="auto"/>
+          <w:sz w:val="18"/>
+          <w:szCs w:val="28"/>
+          <w:lang w:val="es-GT"/>
+        </w:rPr>
+      </w:pPr>
+      <w:r>
+        <w:rPr>
+          <w:color w:val="auto"/>
+          <w:sz w:val="18"/>
+          <w:szCs w:val="28"/>
+          <w:lang w:val="es-GT"/>
+        </w:rPr>
+        <w:t xml:space="preserve">        solo actualizar dato I2C del contador</w:t>
+      </w:r>
+    </w:p>
+    <w:p>
+      <w:pPr>
+        <w:pStyle w:val="ReferenciaNoticIEEEro"/>
+        <w:numPr>
+          <w:ilvl w:val="0"/>
+          <w:numId w:val="0"/>
+        </w:numPr>
+        <w:ind w:left="644"/>
+        <w:jc w:val="left"/>
+        <w:rPr>
+          <w:color w:val="auto"/>
+          <w:sz w:val="18"/>
+          <w:szCs w:val="28"/>
+          <w:lang w:val="es-GT"/>
+        </w:rPr>
+      </w:pPr>
+      <w:r>
+        <w:rPr>
+          <w:color w:val="auto"/>
+          <w:sz w:val="18"/>
+          <w:szCs w:val="28"/>
+          <w:lang w:val="es-GT"/>
+        </w:rPr>
+        <w:t xml:space="preserve">        continuar</w:t>
+      </w:r>
+    </w:p>
+    <w:p>
+      <w:pPr>
+        <w:pStyle w:val="ReferenciaNoticIEEEro"/>
+        <w:numPr>
+          <w:ilvl w:val="0"/>
+          <w:numId w:val="0"/>
+        </w:numPr>
+        <w:ind w:left="644"/>
+        <w:jc w:val="left"/>
+        <w:rPr>
+          <w:color w:val="auto"/>
+          <w:sz w:val="18"/>
+          <w:szCs w:val="28"/>
+          <w:lang w:val="es-GT"/>
+        </w:rPr>
+      </w:pPr>
+    </w:p>
+    <w:p>
+      <w:pPr>
+        <w:pStyle w:val="ReferenciaNoticIEEEro"/>
+        <w:numPr>
+          <w:ilvl w:val="0"/>
+          <w:numId w:val="0"/>
+        </w:numPr>
+        <w:ind w:left="644"/>
+        <w:jc w:val="left"/>
+        <w:rPr>
+          <w:color w:val="auto"/>
+          <w:sz w:val="18"/>
+          <w:szCs w:val="28"/>
+          <w:lang w:val="es-GT"/>
+        </w:rPr>
+      </w:pPr>
+      <w:r>
+        <w:rPr>
+          <w:color w:val="auto"/>
+          <w:sz w:val="18"/>
+          <w:szCs w:val="28"/>
+          <w:lang w:val="es-GT"/>
+        </w:rPr>
+        <w:t xml:space="preserve">    Leer sensor de proximidad con </w:t>
+      </w:r>
+      <w:proofErr w:type="spellStart"/>
+      <w:r>
+        <w:rPr>
+          <w:color w:val="auto"/>
+          <w:sz w:val="18"/>
+          <w:szCs w:val="28"/>
+          <w:lang w:val="es-GT"/>
+        </w:rPr>
+        <w:t>anti-rebote</w:t>
+      </w:r>
+      <w:proofErr w:type="spellEnd"/>
+    </w:p>
+    <w:p>
+      <w:pPr>
+        <w:pStyle w:val="ReferenciaNoticIEEEro"/>
+        <w:numPr>
+          <w:ilvl w:val="0"/>
+          <w:numId w:val="0"/>
+        </w:numPr>
+        <w:ind w:left="644"/>
+        <w:jc w:val="left"/>
+        <w:rPr>
+          <w:color w:val="auto"/>
+          <w:sz w:val="18"/>
+          <w:szCs w:val="28"/>
+          <w:lang w:val="es-GT"/>
+        </w:rPr>
+      </w:pPr>
+    </w:p>
+    <w:p>
+      <w:pPr>
+        <w:pStyle w:val="ReferenciaNoticIEEEro"/>
+        <w:numPr>
+          <w:ilvl w:val="0"/>
+          <w:numId w:val="0"/>
+        </w:numPr>
+        <w:ind w:left="644"/>
+        <w:jc w:val="left"/>
+        <w:rPr>
+          <w:color w:val="auto"/>
+          <w:sz w:val="18"/>
+          <w:szCs w:val="28"/>
+          <w:lang w:val="es-GT"/>
+        </w:rPr>
+      </w:pPr>
+      <w:r>
+        <w:rPr>
+          <w:color w:val="auto"/>
+          <w:sz w:val="18"/>
+          <w:szCs w:val="28"/>
+          <w:lang w:val="es-GT"/>
+        </w:rPr>
+        <w:t xml:space="preserve">    SI hay </w:t>
+      </w:r>
+      <w:proofErr w:type="spellStart"/>
+      <w:r>
+        <w:rPr>
+          <w:color w:val="auto"/>
+          <w:sz w:val="18"/>
+          <w:szCs w:val="28"/>
+          <w:lang w:val="es-GT"/>
+        </w:rPr>
+        <w:t>deteccion</w:t>
+      </w:r>
+      <w:proofErr w:type="spellEnd"/>
+      <w:r>
+        <w:rPr>
+          <w:color w:val="auto"/>
+          <w:sz w:val="18"/>
+          <w:szCs w:val="28"/>
+          <w:lang w:val="es-GT"/>
+        </w:rPr>
+        <w:t xml:space="preserve"> valida:</w:t>
+      </w:r>
+    </w:p>
+    <w:p>
+      <w:pPr>
+        <w:pStyle w:val="ReferenciaNoticIEEEro"/>
+        <w:numPr>
+          <w:ilvl w:val="0"/>
+          <w:numId w:val="0"/>
+        </w:numPr>
+        <w:ind w:left="644"/>
+        <w:jc w:val="left"/>
+        <w:rPr>
+          <w:color w:val="auto"/>
+          <w:sz w:val="18"/>
+          <w:szCs w:val="28"/>
+          <w:lang w:val="es-GT"/>
+        </w:rPr>
+      </w:pPr>
+      <w:r>
+        <w:rPr>
+          <w:color w:val="auto"/>
+          <w:sz w:val="18"/>
+          <w:szCs w:val="28"/>
+          <w:lang w:val="es-GT"/>
+        </w:rPr>
+        <w:t xml:space="preserve">        programar movimiento del servo</w:t>
+      </w:r>
+    </w:p>
+    <w:p>
+      <w:pPr>
+        <w:pStyle w:val="ReferenciaNoticIEEEro"/>
+        <w:numPr>
+          <w:ilvl w:val="0"/>
+          <w:numId w:val="0"/>
+        </w:numPr>
+        <w:ind w:left="644"/>
+        <w:jc w:val="left"/>
+        <w:rPr>
+          <w:color w:val="auto"/>
+          <w:sz w:val="18"/>
+          <w:szCs w:val="28"/>
+          <w:lang w:val="es-GT"/>
+        </w:rPr>
+      </w:pPr>
+    </w:p>
+    <w:p>
+      <w:pPr>
+        <w:pStyle w:val="ReferenciaNoticIEEEro"/>
+        <w:numPr>
+          <w:ilvl w:val="0"/>
+          <w:numId w:val="0"/>
+        </w:numPr>
+        <w:ind w:left="644"/>
+        <w:jc w:val="left"/>
+        <w:rPr>
+          <w:color w:val="auto"/>
+          <w:sz w:val="18"/>
+          <w:szCs w:val="28"/>
+          <w:lang w:val="es-GT"/>
+        </w:rPr>
+      </w:pPr>
+      <w:r>
+        <w:rPr>
+          <w:color w:val="auto"/>
+          <w:sz w:val="18"/>
+          <w:szCs w:val="28"/>
+          <w:lang w:val="es-GT"/>
+        </w:rPr>
+        <w:t xml:space="preserve">    SI toca mover servo:</w:t>
+      </w:r>
+    </w:p>
+    <w:p>
+      <w:pPr>
+        <w:pStyle w:val="ReferenciaNoticIEEEro"/>
+        <w:numPr>
+          <w:ilvl w:val="0"/>
+          <w:numId w:val="0"/>
+        </w:numPr>
+        <w:ind w:left="644"/>
+        <w:jc w:val="left"/>
+        <w:rPr>
+          <w:color w:val="auto"/>
+          <w:sz w:val="18"/>
+          <w:szCs w:val="28"/>
+          <w:lang w:val="es-GT"/>
+        </w:rPr>
+      </w:pPr>
+      <w:r>
+        <w:rPr>
+          <w:color w:val="auto"/>
+          <w:sz w:val="18"/>
+          <w:szCs w:val="28"/>
+          <w:lang w:val="es-GT"/>
+        </w:rPr>
+        <w:t xml:space="preserve">        detener motor DC unos segundos</w:t>
+      </w:r>
+    </w:p>
+    <w:p>
+      <w:pPr>
+        <w:pStyle w:val="ReferenciaNoticIEEEro"/>
+        <w:numPr>
+          <w:ilvl w:val="0"/>
+          <w:numId w:val="0"/>
+        </w:numPr>
+        <w:ind w:left="644"/>
+        <w:jc w:val="left"/>
+        <w:rPr>
+          <w:color w:val="auto"/>
+          <w:sz w:val="18"/>
+          <w:szCs w:val="28"/>
+          <w:lang w:val="es-GT"/>
+        </w:rPr>
+      </w:pPr>
+      <w:r>
+        <w:rPr>
+          <w:color w:val="auto"/>
+          <w:sz w:val="18"/>
+          <w:szCs w:val="28"/>
+          <w:lang w:val="es-GT"/>
+        </w:rPr>
+        <w:t xml:space="preserve">        mover servo a 180 grados</w:t>
+      </w:r>
+    </w:p>
+    <w:p>
+      <w:pPr>
+        <w:pStyle w:val="ReferenciaNoticIEEEro"/>
+        <w:numPr>
+          <w:ilvl w:val="0"/>
+          <w:numId w:val="0"/>
+        </w:numPr>
+        <w:ind w:left="644"/>
+        <w:jc w:val="left"/>
+        <w:rPr>
+          <w:color w:val="auto"/>
+          <w:sz w:val="18"/>
+          <w:szCs w:val="28"/>
+          <w:lang w:val="es-GT"/>
+        </w:rPr>
+      </w:pPr>
+      <w:r>
+        <w:rPr>
+          <w:color w:val="auto"/>
+          <w:sz w:val="18"/>
+          <w:szCs w:val="28"/>
+          <w:lang w:val="es-GT"/>
+        </w:rPr>
+        <w:t xml:space="preserve">        sumar 1 caja</w:t>
+      </w:r>
+    </w:p>
+    <w:p>
+      <w:pPr>
+        <w:pStyle w:val="ReferenciaNoticIEEEro"/>
+        <w:numPr>
+          <w:ilvl w:val="0"/>
+          <w:numId w:val="0"/>
+        </w:numPr>
+        <w:ind w:left="644"/>
+        <w:jc w:val="left"/>
+        <w:rPr>
+          <w:color w:val="auto"/>
+          <w:sz w:val="18"/>
+          <w:szCs w:val="28"/>
+          <w:lang w:val="es-GT"/>
+        </w:rPr>
+      </w:pPr>
+      <w:r>
+        <w:rPr>
+          <w:color w:val="auto"/>
+          <w:sz w:val="18"/>
+          <w:szCs w:val="28"/>
+          <w:lang w:val="es-GT"/>
+        </w:rPr>
+        <w:t xml:space="preserve">        esperar un momento</w:t>
+      </w:r>
+    </w:p>
+    <w:p>
+      <w:pPr>
+        <w:pStyle w:val="ReferenciaNoticIEEEro"/>
+        <w:numPr>
+          <w:ilvl w:val="0"/>
+          <w:numId w:val="0"/>
+        </w:numPr>
+        <w:ind w:left="644"/>
+        <w:jc w:val="left"/>
+        <w:rPr>
+          <w:color w:val="auto"/>
+          <w:sz w:val="18"/>
+          <w:szCs w:val="28"/>
+          <w:lang w:val="es-GT"/>
+        </w:rPr>
+      </w:pPr>
+      <w:r>
+        <w:rPr>
+          <w:color w:val="auto"/>
+          <w:sz w:val="18"/>
+          <w:szCs w:val="28"/>
+          <w:lang w:val="es-GT"/>
+        </w:rPr>
+        <w:t xml:space="preserve">        regresar servo a 0 grados</w:t>
+      </w:r>
+    </w:p>
+    <w:p>
+      <w:pPr>
+        <w:pStyle w:val="ReferenciaNoticIEEEro"/>
+        <w:numPr>
+          <w:ilvl w:val="0"/>
+          <w:numId w:val="0"/>
+        </w:numPr>
+        <w:ind w:left="644"/>
+        <w:jc w:val="left"/>
+        <w:rPr>
+          <w:color w:val="auto"/>
+          <w:sz w:val="18"/>
+          <w:szCs w:val="28"/>
+          <w:lang w:val="es-GT"/>
+        </w:rPr>
+      </w:pPr>
+    </w:p>
+    <w:p>
+      <w:pPr>
+        <w:pStyle w:val="ReferenciaNoticIEEEro"/>
+        <w:numPr>
+          <w:ilvl w:val="0"/>
+          <w:numId w:val="0"/>
+        </w:numPr>
+        <w:ind w:left="644"/>
+        <w:jc w:val="left"/>
+        <w:rPr>
+          <w:color w:val="auto"/>
+          <w:sz w:val="18"/>
+          <w:szCs w:val="28"/>
+          <w:lang w:val="es-GT"/>
+        </w:rPr>
+      </w:pPr>
+      <w:r>
+        <w:rPr>
+          <w:color w:val="auto"/>
+          <w:sz w:val="18"/>
+          <w:szCs w:val="28"/>
+          <w:lang w:val="es-GT"/>
+        </w:rPr>
+        <w:t xml:space="preserve">    SI ya termino la pausa del motor DC:</w:t>
+      </w:r>
+    </w:p>
+    <w:p>
+      <w:pPr>
+        <w:pStyle w:val="ReferenciaNoticIEEEro"/>
+        <w:numPr>
+          <w:ilvl w:val="0"/>
+          <w:numId w:val="0"/>
+        </w:numPr>
+        <w:ind w:left="644"/>
+        <w:jc w:val="left"/>
+        <w:rPr>
+          <w:color w:val="auto"/>
+          <w:sz w:val="18"/>
+          <w:szCs w:val="28"/>
+          <w:lang w:val="es-GT"/>
+        </w:rPr>
+      </w:pPr>
+      <w:r>
+        <w:rPr>
+          <w:color w:val="auto"/>
+          <w:sz w:val="18"/>
+          <w:szCs w:val="28"/>
+          <w:lang w:val="es-GT"/>
+        </w:rPr>
+        <w:t xml:space="preserve">        volver a encender motor DC</w:t>
+      </w:r>
+    </w:p>
+    <w:p>
+      <w:pPr>
+        <w:pStyle w:val="ReferenciaNoticIEEEro"/>
+        <w:numPr>
+          <w:ilvl w:val="0"/>
+          <w:numId w:val="0"/>
+        </w:numPr>
+        <w:ind w:left="644"/>
+        <w:jc w:val="left"/>
+        <w:rPr>
+          <w:color w:val="auto"/>
+          <w:sz w:val="18"/>
+          <w:szCs w:val="28"/>
+          <w:lang w:val="es-GT"/>
+        </w:rPr>
+      </w:pPr>
+    </w:p>
+    <w:p>
+      <w:pPr>
+        <w:pStyle w:val="ReferenciaNoticIEEEro"/>
+        <w:numPr>
+          <w:ilvl w:val="0"/>
+          <w:numId w:val="0"/>
+        </w:numPr>
+        <w:ind w:left="644"/>
+        <w:jc w:val="left"/>
+        <w:rPr>
+          <w:color w:val="auto"/>
+          <w:sz w:val="18"/>
+          <w:szCs w:val="28"/>
+          <w:lang w:val="es-GT"/>
+        </w:rPr>
+      </w:pPr>
+      <w:r>
+        <w:rPr>
+          <w:color w:val="auto"/>
+          <w:sz w:val="18"/>
+          <w:szCs w:val="28"/>
+          <w:lang w:val="es-GT"/>
+        </w:rPr>
+        <w:t xml:space="preserve">    Actualizar por I2C el contador de cajas</w:t>
+      </w:r>
+    </w:p>
+    <w:p>
+      <w:pPr>
+        <w:pStyle w:val="ReferenciaNoticIEEEro"/>
+        <w:numPr>
+          <w:ilvl w:val="0"/>
+          <w:numId w:val="0"/>
+        </w:numPr>
+        <w:ind w:left="644"/>
+        <w:jc w:val="left"/>
+        <w:rPr>
+          <w:color w:val="auto"/>
+          <w:sz w:val="18"/>
+          <w:szCs w:val="28"/>
+          <w:lang w:val="es-GT"/>
+        </w:rPr>
+      </w:pPr>
+      <w:r>
+        <w:rPr>
+          <w:color w:val="auto"/>
+          <w:sz w:val="18"/>
+          <w:szCs w:val="28"/>
+          <w:lang w:val="es-GT"/>
+        </w:rPr>
+        <w:t>FIN MIENTRAS</w:t>
+      </w:r>
+    </w:p>
+    <w:p>
+      <w:pPr>
+        <w:pStyle w:val="ReferenciaNoticIEEEro"/>
+        <w:numPr>
+          <w:ilvl w:val="0"/>
+          <w:numId w:val="0"/>
+        </w:numPr>
+        <w:ind w:left="357" w:hanging="357"/>
+        <w:jc w:val="left"/>
+        <w:rPr>
+          <w:color w:val="auto"/>
+          <w:sz w:val="18"/>
+          <w:szCs w:val="28"/>
+          <w:lang w:val="es-GT"/>
+        </w:rPr>
+      </w:pPr>
+    </w:p>
+    <w:p>
+      <w:pPr>
+        <w:pStyle w:val="ReferenciaNoticIEEEro"/>
+        <w:numPr>
+          <w:ilvl w:val="0"/>
+          <w:numId w:val="4"/>
+        </w:numPr>
+        <w:jc w:val="left"/>
+        <w:rPr>
+          <w:b/>
+          <w:bCs/>
+          <w:color w:val="auto"/>
+          <w:sz w:val="22"/>
+          <w:szCs w:val="36"/>
+          <w:lang w:val="es-GT"/>
+        </w:rPr>
+      </w:pPr>
+      <w:r>
+        <w:rPr>
+          <w:b/>
+          <w:bCs/>
+          <w:color w:val="auto"/>
+          <w:sz w:val="22"/>
+          <w:szCs w:val="36"/>
+          <w:lang w:val="es-GT"/>
+        </w:rPr>
+        <w:t>Esclavo 2:</w:t>
+      </w:r>
+    </w:p>
+    <w:p>
+      <w:pPr>
+        <w:pStyle w:val="ReferenciaNoticIEEEro"/>
+        <w:numPr>
+          <w:ilvl w:val="0"/>
+          <w:numId w:val="0"/>
+        </w:numPr>
+        <w:ind w:left="644"/>
+        <w:jc w:val="left"/>
+        <w:rPr>
+          <w:color w:val="auto"/>
+          <w:sz w:val="18"/>
+          <w:szCs w:val="28"/>
+          <w:lang w:val="es-GT"/>
+        </w:rPr>
+      </w:pPr>
+      <w:r>
+        <w:rPr>
+          <w:color w:val="auto"/>
+          <w:sz w:val="18"/>
+          <w:szCs w:val="28"/>
+          <w:lang w:val="es-GT"/>
+        </w:rPr>
+        <w:t>INICIO</w:t>
+      </w:r>
+    </w:p>
+    <w:p>
+      <w:pPr>
+        <w:pStyle w:val="ReferenciaNoticIEEEro"/>
+        <w:numPr>
+          <w:ilvl w:val="0"/>
+          <w:numId w:val="0"/>
+        </w:numPr>
+        <w:ind w:left="644"/>
+        <w:jc w:val="left"/>
+        <w:rPr>
+          <w:color w:val="auto"/>
+          <w:sz w:val="18"/>
+          <w:szCs w:val="28"/>
+          <w:lang w:val="es-GT"/>
+        </w:rPr>
+      </w:pPr>
+    </w:p>
+    <w:p>
+      <w:pPr>
+        <w:pStyle w:val="ReferenciaNoticIEEEro"/>
+        <w:numPr>
+          <w:ilvl w:val="0"/>
+          <w:numId w:val="0"/>
+        </w:numPr>
+        <w:ind w:left="644"/>
+        <w:jc w:val="left"/>
+        <w:rPr>
+          <w:color w:val="auto"/>
+          <w:sz w:val="18"/>
+          <w:szCs w:val="28"/>
+          <w:lang w:val="es-GT"/>
+        </w:rPr>
+      </w:pPr>
+      <w:r>
+        <w:rPr>
+          <w:color w:val="auto"/>
+          <w:sz w:val="18"/>
+          <w:szCs w:val="28"/>
+          <w:lang w:val="es-GT"/>
+        </w:rPr>
+        <w:t xml:space="preserve">Configurar </w:t>
+      </w:r>
+      <w:proofErr w:type="spellStart"/>
+      <w:r>
+        <w:rPr>
+          <w:color w:val="auto"/>
+          <w:sz w:val="18"/>
+          <w:szCs w:val="28"/>
+          <w:lang w:val="es-GT"/>
+        </w:rPr>
+        <w:t>boton</w:t>
+      </w:r>
+      <w:proofErr w:type="spellEnd"/>
+    </w:p>
+    <w:p>
+      <w:pPr>
+        <w:pStyle w:val="ReferenciaNoticIEEEro"/>
+        <w:numPr>
+          <w:ilvl w:val="0"/>
+          <w:numId w:val="0"/>
+        </w:numPr>
+        <w:ind w:left="644"/>
+        <w:jc w:val="left"/>
+        <w:rPr>
+          <w:color w:val="auto"/>
+          <w:sz w:val="18"/>
+          <w:szCs w:val="28"/>
+          <w:lang w:val="es-GT"/>
+        </w:rPr>
+      </w:pPr>
+      <w:r>
+        <w:rPr>
+          <w:color w:val="auto"/>
+          <w:sz w:val="18"/>
+          <w:szCs w:val="28"/>
+          <w:lang w:val="es-GT"/>
+        </w:rPr>
+        <w:t xml:space="preserve">Configurar </w:t>
+      </w:r>
+      <w:proofErr w:type="spellStart"/>
+      <w:r>
+        <w:rPr>
+          <w:color w:val="auto"/>
+          <w:sz w:val="18"/>
+          <w:szCs w:val="28"/>
+          <w:lang w:val="es-GT"/>
+        </w:rPr>
+        <w:t>stepper</w:t>
+      </w:r>
+      <w:proofErr w:type="spellEnd"/>
+    </w:p>
+    <w:p>
+      <w:pPr>
+        <w:pStyle w:val="ReferenciaNoticIEEEro"/>
+        <w:numPr>
+          <w:ilvl w:val="0"/>
+          <w:numId w:val="0"/>
+        </w:numPr>
+        <w:ind w:left="644"/>
+        <w:jc w:val="left"/>
+        <w:rPr>
+          <w:color w:val="auto"/>
+          <w:sz w:val="18"/>
+          <w:szCs w:val="28"/>
+          <w:lang w:val="es-GT"/>
+        </w:rPr>
+      </w:pPr>
+      <w:r>
+        <w:rPr>
+          <w:color w:val="auto"/>
+          <w:sz w:val="18"/>
+          <w:szCs w:val="28"/>
+          <w:lang w:val="es-GT"/>
+        </w:rPr>
+        <w:t xml:space="preserve">Configurar sensor </w:t>
+      </w:r>
+      <w:proofErr w:type="spellStart"/>
+      <w:r>
+        <w:rPr>
+          <w:color w:val="auto"/>
+          <w:sz w:val="18"/>
+          <w:szCs w:val="28"/>
+          <w:lang w:val="es-GT"/>
+        </w:rPr>
+        <w:t>ultrasonico</w:t>
+      </w:r>
+      <w:proofErr w:type="spellEnd"/>
+    </w:p>
+    <w:p>
+      <w:pPr>
+        <w:pStyle w:val="ReferenciaNoticIEEEro"/>
+        <w:numPr>
+          <w:ilvl w:val="0"/>
+          <w:numId w:val="0"/>
+        </w:numPr>
+        <w:ind w:left="644"/>
+        <w:jc w:val="left"/>
+        <w:rPr>
+          <w:color w:val="auto"/>
+          <w:sz w:val="18"/>
+          <w:szCs w:val="28"/>
+          <w:lang w:val="es-GT"/>
+        </w:rPr>
+      </w:pPr>
+      <w:r>
+        <w:rPr>
+          <w:color w:val="auto"/>
+          <w:sz w:val="18"/>
+          <w:szCs w:val="28"/>
+          <w:lang w:val="es-GT"/>
+        </w:rPr>
+        <w:t>Configurar I2C</w:t>
+      </w:r>
+    </w:p>
+    <w:p>
+      <w:pPr>
+        <w:pStyle w:val="ReferenciaNoticIEEEro"/>
+        <w:numPr>
+          <w:ilvl w:val="0"/>
+          <w:numId w:val="0"/>
+        </w:numPr>
+        <w:ind w:left="644"/>
+        <w:jc w:val="left"/>
+        <w:rPr>
+          <w:color w:val="auto"/>
+          <w:sz w:val="18"/>
+          <w:szCs w:val="28"/>
+          <w:lang w:val="es-GT"/>
+        </w:rPr>
+      </w:pPr>
+    </w:p>
+    <w:p>
+      <w:pPr>
+        <w:pStyle w:val="ReferenciaNoticIEEEro"/>
+        <w:numPr>
+          <w:ilvl w:val="0"/>
+          <w:numId w:val="0"/>
+        </w:numPr>
+        <w:ind w:left="644"/>
+        <w:jc w:val="left"/>
+        <w:rPr>
+          <w:color w:val="auto"/>
+          <w:sz w:val="18"/>
+          <w:szCs w:val="28"/>
+          <w:lang w:val="es-GT"/>
+        </w:rPr>
+      </w:pPr>
+      <w:r>
+        <w:rPr>
+          <w:color w:val="auto"/>
+          <w:sz w:val="18"/>
+          <w:szCs w:val="28"/>
+          <w:lang w:val="es-GT"/>
+        </w:rPr>
+        <w:t>MIENTRAS siempre:</w:t>
+      </w:r>
+    </w:p>
+    <w:p>
+      <w:pPr>
+        <w:pStyle w:val="ReferenciaNoticIEEEro"/>
+        <w:numPr>
+          <w:ilvl w:val="0"/>
+          <w:numId w:val="0"/>
+        </w:numPr>
+        <w:ind w:left="644"/>
+        <w:jc w:val="left"/>
+        <w:rPr>
+          <w:color w:val="auto"/>
+          <w:sz w:val="18"/>
+          <w:szCs w:val="28"/>
+          <w:lang w:val="es-GT"/>
+        </w:rPr>
+      </w:pPr>
+      <w:r>
+        <w:rPr>
+          <w:color w:val="auto"/>
+          <w:sz w:val="18"/>
+          <w:szCs w:val="28"/>
+          <w:lang w:val="es-GT"/>
+        </w:rPr>
+        <w:t xml:space="preserve">    Leer </w:t>
+      </w:r>
+      <w:proofErr w:type="spellStart"/>
+      <w:r>
+        <w:rPr>
+          <w:color w:val="auto"/>
+          <w:sz w:val="18"/>
+          <w:szCs w:val="28"/>
+          <w:lang w:val="es-GT"/>
+        </w:rPr>
+        <w:t>boton</w:t>
+      </w:r>
+      <w:proofErr w:type="spellEnd"/>
+    </w:p>
+    <w:p>
+      <w:pPr>
+        <w:pStyle w:val="ReferenciaNoticIEEEro"/>
+        <w:numPr>
+          <w:ilvl w:val="0"/>
+          <w:numId w:val="0"/>
+        </w:numPr>
+        <w:ind w:left="644"/>
+        <w:jc w:val="left"/>
+        <w:rPr>
+          <w:color w:val="auto"/>
+          <w:sz w:val="18"/>
+          <w:szCs w:val="28"/>
+          <w:lang w:val="es-GT"/>
+        </w:rPr>
+      </w:pPr>
+    </w:p>
+    <w:p>
+      <w:pPr>
+        <w:pStyle w:val="ReferenciaNoticIEEEro"/>
+        <w:numPr>
+          <w:ilvl w:val="0"/>
+          <w:numId w:val="0"/>
+        </w:numPr>
+        <w:ind w:left="644"/>
+        <w:jc w:val="left"/>
+        <w:rPr>
+          <w:color w:val="auto"/>
+          <w:sz w:val="18"/>
+          <w:szCs w:val="28"/>
+          <w:lang w:val="es-GT"/>
+        </w:rPr>
+      </w:pPr>
+      <w:r>
+        <w:rPr>
+          <w:color w:val="auto"/>
+          <w:sz w:val="18"/>
+          <w:szCs w:val="28"/>
+          <w:lang w:val="es-GT"/>
+        </w:rPr>
+        <w:t xml:space="preserve">    SI </w:t>
+      </w:r>
+      <w:proofErr w:type="spellStart"/>
+      <w:r>
+        <w:rPr>
+          <w:color w:val="auto"/>
+          <w:sz w:val="18"/>
+          <w:szCs w:val="28"/>
+          <w:lang w:val="es-GT"/>
+        </w:rPr>
+        <w:t>boton</w:t>
+      </w:r>
+      <w:proofErr w:type="spellEnd"/>
+      <w:r>
+        <w:rPr>
+          <w:color w:val="auto"/>
+          <w:sz w:val="18"/>
+          <w:szCs w:val="28"/>
+          <w:lang w:val="es-GT"/>
+        </w:rPr>
+        <w:t xml:space="preserve"> fue presionado y no hay paro global:</w:t>
+      </w:r>
+    </w:p>
+    <w:p>
+      <w:pPr>
+        <w:pStyle w:val="ReferenciaNoticIEEEro"/>
+        <w:numPr>
+          <w:ilvl w:val="0"/>
+          <w:numId w:val="0"/>
+        </w:numPr>
+        <w:ind w:left="644"/>
+        <w:jc w:val="left"/>
+        <w:rPr>
+          <w:color w:val="auto"/>
+          <w:sz w:val="18"/>
+          <w:szCs w:val="28"/>
+          <w:lang w:val="es-GT"/>
+        </w:rPr>
+      </w:pPr>
+      <w:r>
+        <w:rPr>
+          <w:color w:val="auto"/>
+          <w:sz w:val="18"/>
+          <w:szCs w:val="28"/>
+          <w:lang w:val="es-GT"/>
+        </w:rPr>
+        <w:t xml:space="preserve">        iniciar ciclo del </w:t>
+      </w:r>
+      <w:proofErr w:type="spellStart"/>
+      <w:r>
+        <w:rPr>
+          <w:color w:val="auto"/>
+          <w:sz w:val="18"/>
+          <w:szCs w:val="28"/>
+          <w:lang w:val="es-GT"/>
+        </w:rPr>
+        <w:t>stepper</w:t>
+      </w:r>
+      <w:proofErr w:type="spellEnd"/>
+    </w:p>
+    <w:p>
+      <w:pPr>
+        <w:pStyle w:val="ReferenciaNoticIEEEro"/>
+        <w:numPr>
+          <w:ilvl w:val="0"/>
+          <w:numId w:val="0"/>
+        </w:numPr>
+        <w:ind w:left="644"/>
+        <w:jc w:val="left"/>
+        <w:rPr>
+          <w:color w:val="auto"/>
+          <w:sz w:val="18"/>
+          <w:szCs w:val="28"/>
+          <w:lang w:val="es-GT"/>
+        </w:rPr>
+      </w:pPr>
+    </w:p>
+    <w:p>
+      <w:pPr>
+        <w:pStyle w:val="ReferenciaNoticIEEEro"/>
+        <w:numPr>
+          <w:ilvl w:val="0"/>
+          <w:numId w:val="0"/>
+        </w:numPr>
+        <w:ind w:left="644"/>
+        <w:jc w:val="left"/>
+        <w:rPr>
+          <w:color w:val="auto"/>
+          <w:sz w:val="18"/>
+          <w:szCs w:val="28"/>
+          <w:lang w:val="es-GT"/>
+        </w:rPr>
+      </w:pPr>
+      <w:r>
+        <w:rPr>
+          <w:color w:val="auto"/>
+          <w:sz w:val="18"/>
+          <w:szCs w:val="28"/>
+          <w:lang w:val="es-GT"/>
+        </w:rPr>
+        <w:t xml:space="preserve">    Leer distancia del </w:t>
+      </w:r>
+      <w:proofErr w:type="spellStart"/>
+      <w:r>
+        <w:rPr>
+          <w:color w:val="auto"/>
+          <w:sz w:val="18"/>
+          <w:szCs w:val="28"/>
+          <w:lang w:val="es-GT"/>
+        </w:rPr>
+        <w:t>ultrasonico</w:t>
+      </w:r>
+      <w:proofErr w:type="spellEnd"/>
+      <w:r>
+        <w:rPr>
+          <w:color w:val="auto"/>
+          <w:sz w:val="18"/>
+          <w:szCs w:val="28"/>
+          <w:lang w:val="es-GT"/>
+        </w:rPr>
+        <w:t xml:space="preserve"> cada cierto tiempo</w:t>
+      </w:r>
+    </w:p>
+    <w:p>
+      <w:pPr>
+        <w:pStyle w:val="ReferenciaNoticIEEEro"/>
+        <w:numPr>
+          <w:ilvl w:val="0"/>
+          <w:numId w:val="0"/>
+        </w:numPr>
+        <w:ind w:left="644"/>
+        <w:jc w:val="left"/>
+        <w:rPr>
+          <w:color w:val="auto"/>
+          <w:sz w:val="18"/>
+          <w:szCs w:val="28"/>
+          <w:lang w:val="es-GT"/>
+        </w:rPr>
+      </w:pPr>
+    </w:p>
+    <w:p>
+      <w:pPr>
+        <w:pStyle w:val="ReferenciaNoticIEEEro"/>
+        <w:numPr>
+          <w:ilvl w:val="0"/>
+          <w:numId w:val="0"/>
+        </w:numPr>
+        <w:ind w:left="644"/>
+        <w:jc w:val="left"/>
+        <w:rPr>
+          <w:color w:val="auto"/>
+          <w:sz w:val="18"/>
+          <w:szCs w:val="28"/>
+          <w:lang w:val="es-GT"/>
+        </w:rPr>
+      </w:pPr>
+      <w:r>
+        <w:rPr>
+          <w:color w:val="auto"/>
+          <w:sz w:val="18"/>
+          <w:szCs w:val="28"/>
+          <w:lang w:val="es-GT"/>
+        </w:rPr>
+        <w:t xml:space="preserve">    SI hay objeto dentro de la distancia de </w:t>
+      </w:r>
+      <w:proofErr w:type="spellStart"/>
+      <w:r>
+        <w:rPr>
+          <w:color w:val="auto"/>
+          <w:sz w:val="18"/>
+          <w:szCs w:val="28"/>
+          <w:lang w:val="es-GT"/>
+        </w:rPr>
+        <w:t>deteccion</w:t>
+      </w:r>
+      <w:proofErr w:type="spellEnd"/>
+      <w:r>
+        <w:rPr>
+          <w:color w:val="auto"/>
+          <w:sz w:val="18"/>
+          <w:szCs w:val="28"/>
+          <w:lang w:val="es-GT"/>
+        </w:rPr>
+        <w:t>:</w:t>
+      </w:r>
+    </w:p>
+    <w:p>
+      <w:pPr>
+        <w:pStyle w:val="ReferenciaNoticIEEEro"/>
+        <w:numPr>
+          <w:ilvl w:val="0"/>
+          <w:numId w:val="0"/>
+        </w:numPr>
+        <w:ind w:left="644"/>
+        <w:jc w:val="left"/>
+        <w:rPr>
+          <w:color w:val="auto"/>
+          <w:sz w:val="18"/>
+          <w:szCs w:val="28"/>
+          <w:lang w:val="es-GT"/>
+        </w:rPr>
+      </w:pPr>
+      <w:r>
+        <w:rPr>
+          <w:color w:val="auto"/>
+          <w:sz w:val="18"/>
+          <w:szCs w:val="28"/>
+          <w:lang w:val="es-GT"/>
+        </w:rPr>
+        <w:t xml:space="preserve">        iniciar o continuar conteo de tiempo de </w:t>
+      </w:r>
+      <w:proofErr w:type="spellStart"/>
+      <w:r>
+        <w:rPr>
+          <w:color w:val="auto"/>
+          <w:sz w:val="18"/>
+          <w:szCs w:val="28"/>
+          <w:lang w:val="es-GT"/>
+        </w:rPr>
+        <w:t>deteccion</w:t>
+      </w:r>
+      <w:proofErr w:type="spellEnd"/>
+    </w:p>
+    <w:p>
+      <w:pPr>
+        <w:pStyle w:val="ReferenciaNoticIEEEro"/>
+        <w:numPr>
+          <w:ilvl w:val="0"/>
+          <w:numId w:val="0"/>
+        </w:numPr>
+        <w:ind w:left="644"/>
+        <w:jc w:val="left"/>
+        <w:rPr>
+          <w:color w:val="auto"/>
+          <w:sz w:val="18"/>
+          <w:szCs w:val="28"/>
+          <w:lang w:val="es-GT"/>
+        </w:rPr>
+      </w:pPr>
+    </w:p>
+    <w:p>
+      <w:pPr>
+        <w:pStyle w:val="ReferenciaNoticIEEEro"/>
+        <w:numPr>
+          <w:ilvl w:val="0"/>
+          <w:numId w:val="0"/>
+        </w:numPr>
+        <w:ind w:left="644"/>
+        <w:jc w:val="left"/>
+        <w:rPr>
+          <w:color w:val="auto"/>
+          <w:sz w:val="18"/>
+          <w:szCs w:val="28"/>
+          <w:lang w:val="es-GT"/>
+        </w:rPr>
+      </w:pPr>
+      <w:r>
+        <w:rPr>
+          <w:color w:val="auto"/>
+          <w:sz w:val="18"/>
+          <w:szCs w:val="28"/>
+          <w:lang w:val="es-GT"/>
+        </w:rPr>
+        <w:t xml:space="preserve">        SI la </w:t>
+      </w:r>
+      <w:proofErr w:type="spellStart"/>
+      <w:r>
+        <w:rPr>
+          <w:color w:val="auto"/>
+          <w:sz w:val="18"/>
+          <w:szCs w:val="28"/>
+          <w:lang w:val="es-GT"/>
+        </w:rPr>
+        <w:t>deteccion</w:t>
+      </w:r>
+      <w:proofErr w:type="spellEnd"/>
+      <w:r>
+        <w:rPr>
+          <w:color w:val="auto"/>
+          <w:sz w:val="18"/>
+          <w:szCs w:val="28"/>
+          <w:lang w:val="es-GT"/>
+        </w:rPr>
+        <w:t xml:space="preserve"> continua supera 3 segundos:</w:t>
+      </w:r>
+    </w:p>
+    <w:p>
+      <w:pPr>
+        <w:pStyle w:val="ReferenciaNoticIEEEro"/>
+        <w:numPr>
+          <w:ilvl w:val="0"/>
+          <w:numId w:val="0"/>
+        </w:numPr>
+        <w:ind w:left="644"/>
+        <w:jc w:val="left"/>
+        <w:rPr>
+          <w:color w:val="auto"/>
+          <w:sz w:val="18"/>
+          <w:szCs w:val="28"/>
+          <w:lang w:val="es-GT"/>
+        </w:rPr>
+      </w:pPr>
+      <w:r>
+        <w:rPr>
+          <w:color w:val="auto"/>
+          <w:sz w:val="18"/>
+          <w:szCs w:val="28"/>
+          <w:lang w:val="es-GT"/>
+        </w:rPr>
+        <w:t xml:space="preserve">            activar paro global</w:t>
+      </w:r>
+    </w:p>
+    <w:p>
+      <w:pPr>
+        <w:pStyle w:val="ReferenciaNoticIEEEro"/>
+        <w:numPr>
+          <w:ilvl w:val="0"/>
+          <w:numId w:val="0"/>
+        </w:numPr>
+        <w:ind w:left="644"/>
+        <w:jc w:val="left"/>
+        <w:rPr>
+          <w:color w:val="auto"/>
+          <w:sz w:val="18"/>
+          <w:szCs w:val="28"/>
+          <w:lang w:val="es-GT"/>
+        </w:rPr>
+      </w:pPr>
+      <w:r>
+        <w:rPr>
+          <w:color w:val="auto"/>
+          <w:sz w:val="18"/>
+          <w:szCs w:val="28"/>
+          <w:lang w:val="es-GT"/>
+        </w:rPr>
+        <w:t xml:space="preserve">            detener </w:t>
+      </w:r>
+      <w:proofErr w:type="spellStart"/>
+      <w:r>
+        <w:rPr>
+          <w:color w:val="auto"/>
+          <w:sz w:val="18"/>
+          <w:szCs w:val="28"/>
+          <w:lang w:val="es-GT"/>
+        </w:rPr>
+        <w:t>stepper</w:t>
+      </w:r>
+      <w:proofErr w:type="spellEnd"/>
+      <w:r>
+        <w:rPr>
+          <w:color w:val="auto"/>
+          <w:sz w:val="18"/>
+          <w:szCs w:val="28"/>
+          <w:lang w:val="es-GT"/>
+        </w:rPr>
+        <w:t xml:space="preserve"> inmediatamente</w:t>
+      </w:r>
+    </w:p>
+    <w:p>
+      <w:pPr>
+        <w:pStyle w:val="ReferenciaNoticIEEEro"/>
+        <w:numPr>
+          <w:ilvl w:val="0"/>
+          <w:numId w:val="0"/>
+        </w:numPr>
+        <w:ind w:left="644"/>
+        <w:jc w:val="left"/>
+        <w:rPr>
+          <w:color w:val="auto"/>
+          <w:sz w:val="18"/>
+          <w:szCs w:val="28"/>
+          <w:lang w:val="es-GT"/>
+        </w:rPr>
+      </w:pPr>
+    </w:p>
+    <w:p>
+      <w:pPr>
+        <w:pStyle w:val="ReferenciaNoticIEEEro"/>
+        <w:numPr>
+          <w:ilvl w:val="0"/>
+          <w:numId w:val="0"/>
+        </w:numPr>
+        <w:ind w:left="644"/>
+        <w:jc w:val="left"/>
+        <w:rPr>
+          <w:color w:val="auto"/>
+          <w:sz w:val="18"/>
+          <w:szCs w:val="28"/>
+          <w:lang w:val="es-GT"/>
+        </w:rPr>
+      </w:pPr>
+      <w:r>
+        <w:rPr>
+          <w:color w:val="auto"/>
+          <w:sz w:val="18"/>
+          <w:szCs w:val="28"/>
+          <w:lang w:val="es-GT"/>
+        </w:rPr>
+        <w:t xml:space="preserve">    SI el objeto se aleja:</w:t>
+      </w:r>
+    </w:p>
+    <w:p>
+      <w:pPr>
+        <w:pStyle w:val="ReferenciaNoticIEEEro"/>
+        <w:numPr>
+          <w:ilvl w:val="0"/>
+          <w:numId w:val="0"/>
+        </w:numPr>
+        <w:ind w:left="644"/>
+        <w:jc w:val="left"/>
+        <w:rPr>
+          <w:color w:val="auto"/>
+          <w:sz w:val="18"/>
+          <w:szCs w:val="28"/>
+          <w:lang w:val="es-GT"/>
+        </w:rPr>
+      </w:pPr>
+      <w:r>
+        <w:rPr>
+          <w:color w:val="auto"/>
+          <w:sz w:val="18"/>
+          <w:szCs w:val="28"/>
+          <w:lang w:val="es-GT"/>
+        </w:rPr>
+        <w:t xml:space="preserve">        reiniciar conteo de tiempo</w:t>
+      </w:r>
+    </w:p>
+    <w:p>
+      <w:pPr>
+        <w:pStyle w:val="ReferenciaNoticIEEEro"/>
+        <w:numPr>
+          <w:ilvl w:val="0"/>
+          <w:numId w:val="0"/>
+        </w:numPr>
+        <w:ind w:left="644"/>
+        <w:jc w:val="left"/>
+        <w:rPr>
+          <w:color w:val="auto"/>
+          <w:sz w:val="18"/>
+          <w:szCs w:val="28"/>
+          <w:lang w:val="es-GT"/>
+        </w:rPr>
+      </w:pPr>
+      <w:r>
+        <w:rPr>
+          <w:color w:val="auto"/>
+          <w:sz w:val="18"/>
+          <w:szCs w:val="28"/>
+          <w:lang w:val="es-GT"/>
+        </w:rPr>
+        <w:t xml:space="preserve">        quitar paro global</w:t>
+      </w:r>
+    </w:p>
+    <w:p>
+      <w:pPr>
+        <w:pStyle w:val="ReferenciaNoticIEEEro"/>
+        <w:numPr>
+          <w:ilvl w:val="0"/>
+          <w:numId w:val="0"/>
+        </w:numPr>
+        <w:ind w:left="644"/>
+        <w:jc w:val="left"/>
+        <w:rPr>
+          <w:color w:val="auto"/>
+          <w:sz w:val="18"/>
+          <w:szCs w:val="28"/>
+          <w:lang w:val="es-GT"/>
+        </w:rPr>
+      </w:pPr>
+    </w:p>
+    <w:p>
+      <w:pPr>
+        <w:pStyle w:val="ReferenciaNoticIEEEro"/>
+        <w:numPr>
+          <w:ilvl w:val="0"/>
+          <w:numId w:val="0"/>
+        </w:numPr>
+        <w:ind w:left="644"/>
+        <w:jc w:val="left"/>
+        <w:rPr>
+          <w:color w:val="auto"/>
+          <w:sz w:val="18"/>
+          <w:szCs w:val="28"/>
+          <w:lang w:val="es-GT"/>
+        </w:rPr>
+      </w:pPr>
+      <w:r>
+        <w:rPr>
+          <w:color w:val="auto"/>
+          <w:sz w:val="18"/>
+          <w:szCs w:val="28"/>
+          <w:lang w:val="es-GT"/>
+        </w:rPr>
+        <w:t xml:space="preserve">    SI no hay paro global:</w:t>
+      </w:r>
+    </w:p>
+    <w:p>
+      <w:pPr>
+        <w:pStyle w:val="ReferenciaNoticIEEEro"/>
+        <w:numPr>
+          <w:ilvl w:val="0"/>
+          <w:numId w:val="0"/>
+        </w:numPr>
+        <w:ind w:left="644"/>
+        <w:jc w:val="left"/>
+        <w:rPr>
+          <w:color w:val="auto"/>
+          <w:sz w:val="18"/>
+          <w:szCs w:val="28"/>
+          <w:lang w:val="es-GT"/>
+        </w:rPr>
+      </w:pPr>
+      <w:r>
+        <w:rPr>
+          <w:color w:val="auto"/>
+          <w:sz w:val="18"/>
+          <w:szCs w:val="28"/>
+          <w:lang w:val="es-GT"/>
+        </w:rPr>
+        <w:t xml:space="preserve">        ejecutar movimiento del </w:t>
+      </w:r>
+      <w:proofErr w:type="spellStart"/>
+      <w:r>
+        <w:rPr>
+          <w:color w:val="auto"/>
+          <w:sz w:val="18"/>
+          <w:szCs w:val="28"/>
+          <w:lang w:val="es-GT"/>
+        </w:rPr>
+        <w:t>stepper</w:t>
+      </w:r>
+      <w:proofErr w:type="spellEnd"/>
+      <w:r>
+        <w:rPr>
+          <w:color w:val="auto"/>
+          <w:sz w:val="18"/>
+          <w:szCs w:val="28"/>
+          <w:lang w:val="es-GT"/>
+        </w:rPr>
+        <w:t xml:space="preserve"> si estaba en curso:</w:t>
+      </w:r>
+    </w:p>
+    <w:p>
+      <w:pPr>
+        <w:pStyle w:val="ReferenciaNoticIEEEro"/>
+        <w:numPr>
+          <w:ilvl w:val="0"/>
+          <w:numId w:val="0"/>
+        </w:numPr>
+        <w:ind w:left="644"/>
+        <w:jc w:val="left"/>
+        <w:rPr>
+          <w:color w:val="auto"/>
+          <w:sz w:val="18"/>
+          <w:szCs w:val="28"/>
+          <w:lang w:val="es-GT"/>
+        </w:rPr>
+      </w:pPr>
+      <w:r>
+        <w:rPr>
+          <w:color w:val="auto"/>
+          <w:sz w:val="18"/>
+          <w:szCs w:val="28"/>
+          <w:lang w:val="es-GT"/>
+        </w:rPr>
+        <w:lastRenderedPageBreak/>
+        <w:t xml:space="preserve">            avanzar 180 grados</w:t>
+      </w:r>
+    </w:p>
+    <w:p>
+      <w:pPr>
+        <w:pStyle w:val="ReferenciaNoticIEEEro"/>
+        <w:numPr>
+          <w:ilvl w:val="0"/>
+          <w:numId w:val="0"/>
+        </w:numPr>
+        <w:ind w:left="644"/>
+        <w:jc w:val="left"/>
+        <w:rPr>
+          <w:color w:val="auto"/>
+          <w:sz w:val="18"/>
+          <w:szCs w:val="28"/>
+          <w:lang w:val="es-GT"/>
+        </w:rPr>
+      </w:pPr>
+      <w:r>
+        <w:rPr>
+          <w:color w:val="auto"/>
+          <w:sz w:val="18"/>
+          <w:szCs w:val="28"/>
+          <w:lang w:val="es-GT"/>
+        </w:rPr>
+        <w:t xml:space="preserve">            esperar 3 segundos</w:t>
+      </w:r>
+    </w:p>
+    <w:p>
+      <w:pPr>
+        <w:pStyle w:val="ReferenciaNoticIEEEro"/>
+        <w:numPr>
+          <w:ilvl w:val="0"/>
+          <w:numId w:val="0"/>
+        </w:numPr>
+        <w:ind w:left="644"/>
+        <w:jc w:val="left"/>
+        <w:rPr>
+          <w:color w:val="auto"/>
+          <w:sz w:val="18"/>
+          <w:szCs w:val="28"/>
+          <w:lang w:val="es-GT"/>
+        </w:rPr>
+      </w:pPr>
+      <w:r>
+        <w:rPr>
+          <w:color w:val="auto"/>
+          <w:sz w:val="18"/>
+          <w:szCs w:val="28"/>
+          <w:lang w:val="es-GT"/>
+        </w:rPr>
+        <w:t xml:space="preserve">            regresar a </w:t>
+      </w:r>
+      <w:proofErr w:type="spellStart"/>
+      <w:r>
+        <w:rPr>
+          <w:color w:val="auto"/>
+          <w:sz w:val="18"/>
+          <w:szCs w:val="28"/>
+          <w:lang w:val="es-GT"/>
+        </w:rPr>
+        <w:t>posicion</w:t>
+      </w:r>
+      <w:proofErr w:type="spellEnd"/>
+      <w:r>
+        <w:rPr>
+          <w:color w:val="auto"/>
+          <w:sz w:val="18"/>
+          <w:szCs w:val="28"/>
+          <w:lang w:val="es-GT"/>
+        </w:rPr>
+        <w:t xml:space="preserve"> original</w:t>
+      </w:r>
+    </w:p>
+    <w:p>
+      <w:pPr>
+        <w:pStyle w:val="ReferenciaNoticIEEEro"/>
+        <w:numPr>
+          <w:ilvl w:val="0"/>
+          <w:numId w:val="0"/>
+        </w:numPr>
+        <w:ind w:left="644"/>
+        <w:jc w:val="left"/>
+        <w:rPr>
+          <w:color w:val="auto"/>
+          <w:sz w:val="18"/>
+          <w:szCs w:val="28"/>
+          <w:lang w:val="es-GT"/>
+        </w:rPr>
+      </w:pPr>
+    </w:p>
+    <w:p>
+      <w:pPr>
+        <w:pStyle w:val="ReferenciaNoticIEEEro"/>
+        <w:numPr>
+          <w:ilvl w:val="0"/>
+          <w:numId w:val="0"/>
+        </w:numPr>
+        <w:ind w:left="644"/>
+        <w:jc w:val="left"/>
+        <w:rPr>
+          <w:color w:val="auto"/>
+          <w:sz w:val="18"/>
+          <w:szCs w:val="28"/>
+          <w:lang w:val="es-GT"/>
+        </w:rPr>
+      </w:pPr>
+      <w:r>
+        <w:rPr>
+          <w:color w:val="auto"/>
+          <w:sz w:val="18"/>
+          <w:szCs w:val="28"/>
+          <w:lang w:val="es-GT"/>
+        </w:rPr>
+        <w:t xml:space="preserve">    Actualizar datos I2C:</w:t>
+      </w:r>
+    </w:p>
+    <w:p>
+      <w:pPr>
+        <w:pStyle w:val="ReferenciaNoticIEEEro"/>
+        <w:numPr>
+          <w:ilvl w:val="0"/>
+          <w:numId w:val="0"/>
+        </w:numPr>
+        <w:ind w:left="644"/>
+        <w:jc w:val="left"/>
+        <w:rPr>
+          <w:color w:val="auto"/>
+          <w:sz w:val="18"/>
+          <w:szCs w:val="28"/>
+          <w:lang w:val="es-GT"/>
+        </w:rPr>
+      </w:pPr>
+      <w:r>
+        <w:rPr>
+          <w:color w:val="auto"/>
+          <w:sz w:val="18"/>
+          <w:szCs w:val="28"/>
+          <w:lang w:val="es-GT"/>
+        </w:rPr>
+        <w:t xml:space="preserve">        - ciclos del </w:t>
+      </w:r>
+      <w:proofErr w:type="spellStart"/>
+      <w:r>
+        <w:rPr>
+          <w:color w:val="auto"/>
+          <w:sz w:val="18"/>
+          <w:szCs w:val="28"/>
+          <w:lang w:val="es-GT"/>
+        </w:rPr>
+        <w:t>stepper</w:t>
+      </w:r>
+      <w:proofErr w:type="spellEnd"/>
+    </w:p>
+    <w:p>
+      <w:pPr>
+        <w:pStyle w:val="ReferenciaNoticIEEEro"/>
+        <w:numPr>
+          <w:ilvl w:val="0"/>
+          <w:numId w:val="0"/>
+        </w:numPr>
+        <w:ind w:left="644"/>
+        <w:jc w:val="left"/>
+        <w:rPr>
+          <w:color w:val="auto"/>
+          <w:sz w:val="18"/>
+          <w:szCs w:val="28"/>
+          <w:lang w:val="es-GT"/>
+        </w:rPr>
+      </w:pPr>
+      <w:r>
+        <w:rPr>
+          <w:color w:val="auto"/>
+          <w:sz w:val="18"/>
+          <w:szCs w:val="28"/>
+          <w:lang w:val="es-GT"/>
+        </w:rPr>
+        <w:t xml:space="preserve">        - estado del </w:t>
+      </w:r>
+      <w:proofErr w:type="spellStart"/>
+      <w:r>
+        <w:rPr>
+          <w:color w:val="auto"/>
+          <w:sz w:val="18"/>
+          <w:szCs w:val="28"/>
+          <w:lang w:val="es-GT"/>
+        </w:rPr>
+        <w:t>stepper</w:t>
+      </w:r>
+      <w:proofErr w:type="spellEnd"/>
+    </w:p>
+    <w:p>
+      <w:pPr>
+        <w:pStyle w:val="ReferenciaNoticIEEEro"/>
+        <w:numPr>
+          <w:ilvl w:val="0"/>
+          <w:numId w:val="0"/>
+        </w:numPr>
+        <w:ind w:left="644"/>
+        <w:jc w:val="left"/>
+        <w:rPr>
+          <w:color w:val="auto"/>
+          <w:sz w:val="18"/>
+          <w:szCs w:val="28"/>
+          <w:lang w:val="es-GT"/>
+        </w:rPr>
+      </w:pPr>
+      <w:r>
+        <w:rPr>
+          <w:color w:val="auto"/>
+          <w:sz w:val="18"/>
+          <w:szCs w:val="28"/>
+          <w:lang w:val="es-GT"/>
+        </w:rPr>
+        <w:t xml:space="preserve">        - tiempo de </w:t>
+      </w:r>
+      <w:proofErr w:type="spellStart"/>
+      <w:r>
+        <w:rPr>
+          <w:color w:val="auto"/>
+          <w:sz w:val="18"/>
+          <w:szCs w:val="28"/>
+          <w:lang w:val="es-GT"/>
+        </w:rPr>
+        <w:t>deteccion</w:t>
+      </w:r>
+      <w:proofErr w:type="spellEnd"/>
+      <w:r>
+        <w:rPr>
+          <w:color w:val="auto"/>
+          <w:sz w:val="18"/>
+          <w:szCs w:val="28"/>
+          <w:lang w:val="es-GT"/>
+        </w:rPr>
+        <w:t xml:space="preserve"> del </w:t>
+      </w:r>
+      <w:proofErr w:type="spellStart"/>
+      <w:r>
+        <w:rPr>
+          <w:color w:val="auto"/>
+          <w:sz w:val="18"/>
+          <w:szCs w:val="28"/>
+          <w:lang w:val="es-GT"/>
+        </w:rPr>
+        <w:t>ultrasonico</w:t>
+      </w:r>
+      <w:proofErr w:type="spellEnd"/>
+    </w:p>
+    <w:p>
+      <w:pPr>
+        <w:pStyle w:val="ReferenciaNoticIEEEro"/>
+        <w:numPr>
+          <w:ilvl w:val="0"/>
+          <w:numId w:val="0"/>
+        </w:numPr>
+        <w:ind w:left="644"/>
+        <w:jc w:val="left"/>
+        <w:rPr>
+          <w:color w:val="auto"/>
+          <w:sz w:val="18"/>
+          <w:szCs w:val="28"/>
+          <w:lang w:val="es-GT"/>
+        </w:rPr>
+      </w:pPr>
+      <w:r>
+        <w:rPr>
+          <w:color w:val="auto"/>
+          <w:sz w:val="18"/>
+          <w:szCs w:val="28"/>
+          <w:lang w:val="es-GT"/>
+        </w:rPr>
+        <w:t xml:space="preserve">        - estado del </w:t>
+      </w:r>
+      <w:proofErr w:type="spellStart"/>
+      <w:r>
+        <w:rPr>
+          <w:color w:val="auto"/>
+          <w:sz w:val="18"/>
+          <w:szCs w:val="28"/>
+          <w:lang w:val="es-GT"/>
+        </w:rPr>
+        <w:t>boton</w:t>
+      </w:r>
+      <w:proofErr w:type="spellEnd"/>
+    </w:p>
+    <w:p>
+      <w:pPr>
+        <w:pStyle w:val="ReferenciaNoticIEEEro"/>
+        <w:numPr>
+          <w:ilvl w:val="0"/>
+          <w:numId w:val="0"/>
+        </w:numPr>
+        <w:ind w:left="644"/>
+        <w:jc w:val="left"/>
+        <w:rPr>
+          <w:color w:val="auto"/>
+          <w:sz w:val="18"/>
+          <w:szCs w:val="28"/>
+          <w:lang w:val="es-GT"/>
+        </w:rPr>
+      </w:pPr>
+      <w:r>
+        <w:rPr>
+          <w:color w:val="auto"/>
+          <w:sz w:val="18"/>
+          <w:szCs w:val="28"/>
+          <w:lang w:val="es-GT"/>
+        </w:rPr>
+        <w:t xml:space="preserve">        - bandera de paro global</w:t>
+      </w:r>
+    </w:p>
+    <w:p>
+      <w:pPr>
+        <w:pStyle w:val="ReferenciaNoticIEEEro"/>
+        <w:numPr>
+          <w:ilvl w:val="0"/>
+          <w:numId w:val="0"/>
+        </w:numPr>
+        <w:ind w:left="644"/>
+        <w:jc w:val="left"/>
+        <w:rPr>
+          <w:color w:val="auto"/>
+          <w:sz w:val="18"/>
+          <w:szCs w:val="28"/>
+          <w:lang w:val="es-GT"/>
+        </w:rPr>
+      </w:pPr>
+      <w:r>
+        <w:rPr>
+          <w:color w:val="auto"/>
+          <w:sz w:val="18"/>
+          <w:szCs w:val="28"/>
+          <w:lang w:val="es-GT"/>
+        </w:rPr>
+        <w:t>FIN MIENTRAS</w:t>
+      </w:r>
+    </w:p>
+    <w:p>
+      <w:pPr>
+        <w:jc w:val="left"/>
+      </w:pPr>
     </w:p>
     <w:p/>
     <w:p>
@@ -3698,7 +7264,7 @@
   <w:abstractNum w:abstractNumId="0" w15:restartNumberingAfterBreak="0">
     <w:nsid w:val="07A334F8"/>
     <w:multiLevelType w:val="hybridMultilevel"/>
-    <w:tmpl w:val="D48ED216"/>
+    <w:tmpl w:val="7B6EB1B2"/>
     <w:lvl w:ilvl="0" w:tplc="9B0E1354">
       <w:numFmt w:val="bullet"/>
       <w:lvlText w:val="-"/>
@@ -5541,6 +9107,18 @@
       </w:tcPr>
     </w:tblStylePr>
   </w:style>
+  <w:style w:type="character" w:styleId="UnresolvedMention">
+    <w:name w:val="Unresolved Mention"/>
+    <w:basedOn w:val="DefaultParagraphFont"/>
+    <w:uiPriority w:val="99"/>
+    <w:semiHidden/>
+    <w:unhideWhenUsed/>
+    <w:rsid w:val="00F84F3F"/>
+    <w:rPr>
+      <w:color w:val="605E5C"/>
+      <w:shd w:val="clear" w:color="auto" w:fill="E1DFDD"/>
+    </w:rPr>
+  </w:style>
 </w:styles>
 </file>
 
